--- a/resume-coverletter/Snehashis Ghosh_Resume_UST.docx
+++ b/resume-coverletter/Snehashis Ghosh_Resume_UST.docx
@@ -948,10 +948,6 @@
         <w:tab/>
         <w:tab/>
         <w:tab/>
-        <w:tab/>
-        <w:tab/>
-        <w:tab/>
-        <w:tab/>
         <w:t xml:space="preserve">        </w:t>
       </w:r>
     </w:p>
@@ -1226,59 +1222,28 @@
         </w:numPr>
         <w:suppressAutoHyphens w:val="1"/>
         <w:spacing w:before="0" w:line="240" w:lineRule="auto"/>
-        <w:jc w:val="left"/>
-        <w:rPr>
-          <w:rFonts w:ascii="Times New Roman" w:hAnsi="Times New Roman"/>
-          <w:outline w:val="0"/>
-          <w:color w:val="000000"/>
-          <w:shd w:val="clear" w:color="auto" w:fill="ffffff"/>
-          <w:lang w:val="en-US"/>
-          <w14:textFill>
-            <w14:solidFill>
-              <w14:srgbClr w14:val="000000">
-                <w14:alpha w14:val="9803"/>
-              </w14:srgbClr>
-            </w14:solidFill>
-          </w14:textFill>
-        </w:rPr>
-      </w:pPr>
-      <w:r>
-        <w:rPr>
-          <w:rFonts w:ascii="Times New Roman" w:hAnsi="Times New Roman"/>
+        <w:rPr>
+          <w:rFonts w:ascii="Times Roman" w:hAnsi="Times Roman"/>
+          <w:lang w:val="en-US"/>
+        </w:rPr>
+      </w:pPr>
+      <w:r>
+        <w:rPr>
+          <w:rFonts w:ascii="Times Roman" w:hAnsi="Times Roman"/>
           <w:b w:val="1"/>
           <w:bCs w:val="1"/>
-          <w:outline w:val="0"/>
-          <w:color w:val="000000"/>
-          <w:shd w:val="clear" w:color="auto" w:fill="ffffff"/>
-          <w:rtl w:val="0"/>
-          <w:lang w:val="en-US"/>
-          <w14:textFill>
-            <w14:solidFill>
-              <w14:srgbClr w14:val="000000">
-                <w14:alpha w14:val="9803"/>
-              </w14:srgbClr>
-            </w14:solidFill>
-          </w14:textFill>
+          <w:rtl w:val="0"/>
+          <w:lang w:val="en-US"/>
         </w:rPr>
         <w:t>Led the Node.js API Gateway platform</w:t>
       </w:r>
       <w:r>
         <w:rPr>
-          <w:rFonts w:ascii="Times New Roman" w:hAnsi="Times New Roman"/>
-          <w:outline w:val="0"/>
-          <w:color w:val="000000"/>
-          <w:shd w:val="clear" w:color="auto" w:fill="ffffff"/>
-          <w:rtl w:val="0"/>
-          <w:lang w:val="en-US"/>
-          <w14:textFill>
-            <w14:solidFill>
-              <w14:srgbClr w14:val="000000">
-                <w14:alpha w14:val="9803"/>
-              </w14:srgbClr>
-            </w14:solidFill>
-          </w14:textFill>
-        </w:rPr>
-        <w:t>, owning architecture, performance, and reliability for the service fronting member-facing APIs.</w:t>
+          <w:rFonts w:ascii="Times Roman" w:hAnsi="Times Roman"/>
+          <w:rtl w:val="0"/>
+          <w:lang w:val="en-US"/>
+        </w:rPr>
+        <w:t xml:space="preserve"> in a healthcare (payer) environment, owning architecture, performance, and reliability for the microservices layer fronting member-facing RESTful APIs.</w:t>
       </w:r>
     </w:p>
     <w:p>
@@ -1290,57 +1255,26 @@
         </w:numPr>
         <w:suppressAutoHyphens w:val="1"/>
         <w:spacing w:before="0" w:line="240" w:lineRule="auto"/>
-        <w:jc w:val="left"/>
-        <w:rPr>
-          <w:rFonts w:ascii="Times New Roman" w:hAnsi="Times New Roman"/>
-          <w:outline w:val="0"/>
-          <w:color w:val="000000"/>
-          <w:shd w:val="clear" w:color="auto" w:fill="ffffff"/>
-          <w:lang w:val="en-US"/>
-          <w14:textFill>
-            <w14:solidFill>
-              <w14:srgbClr w14:val="000000">
-                <w14:alpha w14:val="9803"/>
-              </w14:srgbClr>
-            </w14:solidFill>
-          </w14:textFill>
-        </w:rPr>
-      </w:pPr>
-      <w:r>
-        <w:rPr>
-          <w:rFonts w:ascii="Times New Roman" w:hAnsi="Times New Roman"/>
+        <w:rPr>
+          <w:rFonts w:ascii="Times Roman" w:hAnsi="Times Roman"/>
+          <w:lang w:val="en-US"/>
+        </w:rPr>
+      </w:pPr>
+      <w:r>
+        <w:rPr>
+          <w:rFonts w:ascii="Times Roman" w:hAnsi="Times Roman"/>
           <w:b w:val="1"/>
           <w:bCs w:val="1"/>
-          <w:outline w:val="0"/>
-          <w:color w:val="000000"/>
-          <w:shd w:val="clear" w:color="auto" w:fill="ffffff"/>
-          <w:rtl w:val="0"/>
-          <w:lang w:val="en-US"/>
-          <w14:textFill>
-            <w14:solidFill>
-              <w14:srgbClr w14:val="000000">
-                <w14:alpha w14:val="9803"/>
-              </w14:srgbClr>
-            </w14:solidFill>
-          </w14:textFill>
+          <w:rtl w:val="0"/>
+          <w:lang w:val="en-US"/>
         </w:rPr>
         <w:t>Diagnosed and resolved a critical memory bottleneck</w:t>
       </w:r>
       <w:r>
         <w:rPr>
-          <w:rFonts w:ascii="Times New Roman" w:hAnsi="Times New Roman"/>
-          <w:outline w:val="0"/>
-          <w:color w:val="000000"/>
-          <w:shd w:val="clear" w:color="auto" w:fill="ffffff"/>
-          <w:rtl w:val="0"/>
-          <w:lang w:val="en-US"/>
-          <w14:textFill>
-            <w14:solidFill>
-              <w14:srgbClr w14:val="000000">
-                <w14:alpha w14:val="9803"/>
-              </w14:srgbClr>
-            </w14:solidFill>
-          </w14:textFill>
+          <w:rFonts w:ascii="Times Roman" w:hAnsi="Times Roman"/>
+          <w:rtl w:val="0"/>
+          <w:lang w:val="en-US"/>
         </w:rPr>
         <w:t xml:space="preserve"> in the Node.js gateway caused by an unbounded cache and unreleased heap references, restoring stable memory profiles under sustained load and eliminating recurring degradation in production.</w:t>
       </w:r>
@@ -1354,173 +1288,44 @@
         </w:numPr>
         <w:suppressAutoHyphens w:val="1"/>
         <w:spacing w:before="0" w:line="240" w:lineRule="auto"/>
-        <w:jc w:val="left"/>
-        <w:rPr>
-          <w:rFonts w:ascii="Times New Roman" w:hAnsi="Times New Roman"/>
-          <w:outline w:val="0"/>
-          <w:color w:val="000000"/>
-          <w:shd w:val="clear" w:color="auto" w:fill="ffffff"/>
-          <w:lang w:val="en-US"/>
-          <w14:textFill>
-            <w14:solidFill>
-              <w14:srgbClr w14:val="000000">
-                <w14:alpha w14:val="9803"/>
-              </w14:srgbClr>
-            </w14:solidFill>
-          </w14:textFill>
-        </w:rPr>
-      </w:pPr>
-      <w:r>
-        <w:rPr>
-          <w:rFonts w:ascii="Times New Roman" w:hAnsi="Times New Roman"/>
+        <w:rPr>
+          <w:rFonts w:ascii="Times Roman" w:hAnsi="Times Roman"/>
+          <w:lang w:val="en-US"/>
+        </w:rPr>
+      </w:pPr>
+      <w:r>
+        <w:rPr>
+          <w:rFonts w:ascii="Times Roman" w:hAnsi="Times Roman"/>
           <w:b w:val="1"/>
           <w:bCs w:val="1"/>
-          <w:outline w:val="0"/>
-          <w:color w:val="000000"/>
-          <w:shd w:val="clear" w:color="auto" w:fill="ffffff"/>
-          <w:rtl w:val="0"/>
-          <w:lang w:val="en-US"/>
-          <w14:textFill>
-            <w14:solidFill>
-              <w14:srgbClr w14:val="000000">
-                <w14:alpha w14:val="9803"/>
-              </w14:srgbClr>
-            </w14:solidFill>
-          </w14:textFill>
-        </w:rPr>
-        <w:t>Architected the migration from monolithic per-route auth middleware (</w:t>
-      </w:r>
-      <w:r>
-        <w:rPr>
-          <w:rFonts w:ascii="Times New Roman" w:hAnsi="Times New Roman"/>
-          <w:b w:val="1"/>
-          <w:bCs w:val="1"/>
-          <w:outline w:val="0"/>
-          <w:color w:val="000000"/>
-          <w:sz w:val="26"/>
-          <w:szCs w:val="26"/>
-          <w:shd w:val="clear" w:color="auto" w:fill="ffffff"/>
-          <w:rtl w:val="0"/>
-          <w:lang w:val="en-US"/>
-          <w14:textFill>
-            <w14:solidFill>
-              <w14:srgbClr w14:val="000000">
-                <w14:alpha w14:val="9803"/>
-              </w14:srgbClr>
-            </w14:solidFill>
-          </w14:textFill>
-        </w:rPr>
-        <w:t>ensureAuthenticated</w:t>
-      </w:r>
-      <w:r>
-        <w:rPr>
-          <w:rFonts w:ascii="Times New Roman" w:hAnsi="Times New Roman"/>
-          <w:b w:val="1"/>
-          <w:bCs w:val="1"/>
-          <w:outline w:val="0"/>
-          <w:color w:val="000000"/>
-          <w:shd w:val="clear" w:color="auto" w:fill="ffffff"/>
-          <w:rtl w:val="0"/>
-          <w:lang w:val="en-US"/>
-          <w14:textFill>
-            <w14:solidFill>
-              <w14:srgbClr w14:val="000000">
-                <w14:alpha w14:val="9803"/>
-              </w14:srgbClr>
-            </w14:solidFill>
-          </w14:textFill>
-        </w:rPr>
-        <w:t>) to a centralized AWS Lambda Authorizer</w:t>
-      </w:r>
-      <w:r>
-        <w:rPr>
-          <w:rFonts w:ascii="Times New Roman" w:hAnsi="Times New Roman"/>
-          <w:outline w:val="0"/>
-          <w:color w:val="000000"/>
-          <w:shd w:val="clear" w:color="auto" w:fill="ffffff"/>
-          <w:rtl w:val="0"/>
-          <w:lang w:val="en-US"/>
-          <w14:textFill>
-            <w14:solidFill>
-              <w14:srgbClr w14:val="000000">
-                <w14:alpha w14:val="9803"/>
-              </w14:srgbClr>
-            </w14:solidFill>
-          </w14:textFill>
-        </w:rPr>
-        <w:t xml:space="preserve"> in front of API Gateway </w:t>
-      </w:r>
-      <w:r>
-        <w:rPr>
-          <w:rFonts w:ascii="Times New Roman" w:hAnsi="Times New Roman" w:hint="default"/>
-          <w:outline w:val="0"/>
-          <w:color w:val="000000"/>
-          <w:shd w:val="clear" w:color="auto" w:fill="ffffff"/>
-          <w:rtl w:val="0"/>
-          <w:lang w:val="en-US"/>
-          <w14:textFill>
-            <w14:solidFill>
-              <w14:srgbClr w14:val="000000">
-                <w14:alpha w14:val="9803"/>
-              </w14:srgbClr>
-            </w14:solidFill>
-          </w14:textFill>
+          <w:rtl w:val="0"/>
+          <w:lang w:val="en-US"/>
+        </w:rPr>
+        <w:t>Architected the migration from monolithic</w:t>
+      </w:r>
+      <w:r>
+        <w:rPr>
+          <w:rFonts w:ascii="Times Roman" w:hAnsi="Times Roman"/>
+          <w:rtl w:val="0"/>
+          <w:lang w:val="en-US"/>
+        </w:rPr>
+        <w:t xml:space="preserve"> per-route auth middleware to a centralized AWS Lambda Authorizer in front of API Gateway </w:t>
+      </w:r>
+      <w:r>
+        <w:rPr>
+          <w:rFonts w:ascii="Times Roman" w:hAnsi="Times Roman" w:hint="default"/>
+          <w:rtl w:val="0"/>
+          <w:lang w:val="en-US"/>
         </w:rPr>
         <w:t xml:space="preserve">— </w:t>
       </w:r>
       <w:r>
         <w:rPr>
-          <w:rFonts w:ascii="Times New Roman" w:hAnsi="Times New Roman"/>
-          <w:outline w:val="0"/>
-          <w:color w:val="000000"/>
-          <w:shd w:val="clear" w:color="auto" w:fill="ffffff"/>
-          <w:rtl w:val="0"/>
-          <w:lang w:val="en-US"/>
-          <w14:textFill>
-            <w14:solidFill>
-              <w14:srgbClr w14:val="000000">
-                <w14:alpha w14:val="9803"/>
-              </w14:srgbClr>
-            </w14:solidFill>
-          </w14:textFill>
-        </w:rPr>
-        <w:t xml:space="preserve">designing exclusion handling for third-party endpoints, a coexistence strategy for services still on the legacy path, and policy-caching/revocation tradeoffs across CloudFront, DynamoDB (MemberToken), and </w:t>
-      </w:r>
-      <w:r>
-        <w:rPr>
-          <w:rFonts w:ascii="Times New Roman" w:hAnsi="Times New Roman"/>
-          <w:outline w:val="0"/>
-          <w:color w:val="000000"/>
-          <w:shd w:val="clear" w:color="auto" w:fill="ffffff"/>
-          <w:rtl w:val="0"/>
-          <w:lang w:val="en-US"/>
-          <w14:textFill>
-            <w14:solidFill>
-              <w14:srgbClr w14:val="000000">
-                <w14:alpha w14:val="9803"/>
-              </w14:srgbClr>
-            </w14:solidFill>
-          </w14:textFill>
-        </w:rPr>
-        <w:t>Liferay</w:t>
-      </w:r>
-      <w:r>
-        <w:rPr>
-          <w:rFonts w:ascii="Times New Roman" w:hAnsi="Times New Roman"/>
-          <w:outline w:val="0"/>
-          <w:color w:val="000000"/>
-          <w:shd w:val="clear" w:color="auto" w:fill="ffffff"/>
-          <w:rtl w:val="0"/>
-          <w:lang w:val="en-US"/>
-          <w14:textFill>
-            <w14:solidFill>
-              <w14:srgbClr w14:val="000000">
-                <w14:alpha w14:val="9803"/>
-              </w14:srgbClr>
-            </w14:solidFill>
-          </w14:textFill>
-        </w:rPr>
-        <w:t xml:space="preserve"> session validation.</w:t>
+          <w:rFonts w:ascii="Times Roman" w:hAnsi="Times Roman"/>
+          <w:rtl w:val="0"/>
+          <w:lang w:val="en-US"/>
+        </w:rPr>
+        <w:t>designing exclusion handling for third-party endpoints, a coexistence strategy for services on the legacy path, and policy-caching/revocation tradeoffs across CloudFront, DynamoDB (NoSQL) and SQL-backed member data stores, and Liferay session validation.</w:t>
       </w:r>
     </w:p>
     <w:p>
@@ -1532,59 +1337,28 @@
         </w:numPr>
         <w:suppressAutoHyphens w:val="1"/>
         <w:spacing w:before="0" w:line="240" w:lineRule="auto"/>
-        <w:jc w:val="left"/>
-        <w:rPr>
-          <w:rFonts w:ascii="Times New Roman" w:hAnsi="Times New Roman"/>
-          <w:outline w:val="0"/>
-          <w:color w:val="000000"/>
-          <w:shd w:val="clear" w:color="auto" w:fill="ffffff"/>
-          <w:lang w:val="en-US"/>
-          <w14:textFill>
-            <w14:solidFill>
-              <w14:srgbClr w14:val="000000">
-                <w14:alpha w14:val="9803"/>
-              </w14:srgbClr>
-            </w14:solidFill>
-          </w14:textFill>
-        </w:rPr>
-      </w:pPr>
-      <w:r>
-        <w:rPr>
-          <w:rFonts w:ascii="Times New Roman" w:hAnsi="Times New Roman"/>
+        <w:rPr>
+          <w:rFonts w:ascii="Times Roman" w:hAnsi="Times Roman"/>
+          <w:lang w:val="en-US"/>
+        </w:rPr>
+      </w:pPr>
+      <w:r>
+        <w:rPr>
+          <w:rFonts w:ascii="Times Roman" w:hAnsi="Times Roman"/>
           <w:b w:val="1"/>
           <w:bCs w:val="1"/>
-          <w:outline w:val="0"/>
-          <w:color w:val="000000"/>
-          <w:shd w:val="clear" w:color="auto" w:fill="ffffff"/>
-          <w:rtl w:val="0"/>
-          <w:lang w:val="en-US"/>
-          <w14:textFill>
-            <w14:solidFill>
-              <w14:srgbClr w14:val="000000">
-                <w14:alpha w14:val="9803"/>
-              </w14:srgbClr>
-            </w14:solidFill>
-          </w14:textFill>
+          <w:rtl w:val="0"/>
+          <w:lang w:val="en-US"/>
         </w:rPr>
         <w:t>Drove security review of the auth stack</w:t>
       </w:r>
       <w:r>
         <w:rPr>
-          <w:rFonts w:ascii="Times New Roman" w:hAnsi="Times New Roman"/>
-          <w:outline w:val="0"/>
-          <w:color w:val="000000"/>
-          <w:shd w:val="clear" w:color="auto" w:fill="ffffff"/>
-          <w:rtl w:val="0"/>
-          <w:lang w:val="en-US"/>
-          <w14:textFill>
-            <w14:solidFill>
-              <w14:srgbClr w14:val="000000">
-                <w14:alpha w14:val="9803"/>
-              </w14:srgbClr>
-            </w14:solidFill>
-          </w14:textFill>
-        </w:rPr>
-        <w:t>, identifying the integrity-verification gap in AES-256-CTR token encryption and read-after-write consistency risks in the multi-AZ DynamoDB token store, and proposing mitigations.</w:t>
+          <w:rFonts w:ascii="Times Roman" w:hAnsi="Times Roman"/>
+          <w:rtl w:val="0"/>
+          <w:lang w:val="en-US"/>
+        </w:rPr>
+        <w:t>, identifying an integrity-verification gap in AES-256-CTR token encryption and read-after-write consistency risks in the multi-AZ DynamoDB store, and proposing mitigations.</w:t>
       </w:r>
     </w:p>
     <w:p>
@@ -1596,59 +1370,18 @@
         </w:numPr>
         <w:suppressAutoHyphens w:val="1"/>
         <w:spacing w:before="0" w:line="240" w:lineRule="auto"/>
-        <w:jc w:val="left"/>
-        <w:rPr>
-          <w:rFonts w:ascii="Times New Roman" w:hAnsi="Times New Roman"/>
-          <w:outline w:val="0"/>
-          <w:color w:val="000000"/>
-          <w:shd w:val="clear" w:color="auto" w:fill="ffffff"/>
-          <w:lang w:val="en-US"/>
-          <w14:textFill>
-            <w14:solidFill>
-              <w14:srgbClr w14:val="000000">
-                <w14:alpha w14:val="9803"/>
-              </w14:srgbClr>
-            </w14:solidFill>
-          </w14:textFill>
-        </w:rPr>
-      </w:pPr>
-      <w:r>
-        <w:rPr>
-          <w:rFonts w:ascii="Times New Roman" w:hAnsi="Times New Roman"/>
-          <w:b w:val="1"/>
-          <w:bCs w:val="1"/>
-          <w:outline w:val="0"/>
-          <w:color w:val="000000"/>
-          <w:shd w:val="clear" w:color="auto" w:fill="ffffff"/>
-          <w:rtl w:val="0"/>
-          <w:lang w:val="en-US"/>
-          <w14:textFill>
-            <w14:solidFill>
-              <w14:srgbClr w14:val="000000">
-                <w14:alpha w14:val="9803"/>
-              </w14:srgbClr>
-            </w14:solidFill>
-          </w14:textFill>
-        </w:rPr>
-        <w:t>Introduced performance engineering practice using K6 (Grafana)</w:t>
-      </w:r>
-      <w:r>
-        <w:rPr>
-          <w:rFonts w:ascii="Times New Roman" w:hAnsi="Times New Roman"/>
-          <w:outline w:val="0"/>
-          <w:color w:val="000000"/>
-          <w:shd w:val="clear" w:color="auto" w:fill="ffffff"/>
-          <w:rtl w:val="0"/>
-          <w:lang w:val="en-US"/>
-          <w14:textFill>
-            <w14:solidFill>
-              <w14:srgbClr w14:val="000000">
-                <w14:alpha w14:val="9803"/>
-              </w14:srgbClr>
-            </w14:solidFill>
-          </w14:textFill>
-        </w:rPr>
-        <w:t>, establishing load and stress testing to validate throughput and latency before release.</w:t>
+        <w:rPr>
+          <w:rFonts w:ascii="Times Roman" w:hAnsi="Times Roman"/>
+          <w:lang w:val="en-US"/>
+        </w:rPr>
+      </w:pPr>
+      <w:r>
+        <w:rPr>
+          <w:rFonts w:ascii="Times Roman" w:hAnsi="Times Roman"/>
+          <w:rtl w:val="0"/>
+          <w:lang w:val="en-US"/>
+        </w:rPr>
+        <w:t>Built React, TypeScript, and HTML5/CSS3 interfaces consuming the gateway APIs, aligning frontend contracts with backend service boundaries.</w:t>
       </w:r>
     </w:p>
     <w:p>
@@ -1660,111 +1393,36 @@
         </w:numPr>
         <w:suppressAutoHyphens w:val="1"/>
         <w:spacing w:before="0" w:line="240" w:lineRule="auto"/>
-        <w:jc w:val="left"/>
-        <w:rPr>
-          <w:rFonts w:ascii="Times New Roman" w:hAnsi="Times New Roman"/>
-          <w:outline w:val="0"/>
-          <w:color w:val="000000"/>
-          <w:shd w:val="clear" w:color="auto" w:fill="ffffff"/>
-          <w:lang w:val="en-US"/>
-          <w14:textFill>
-            <w14:solidFill>
-              <w14:srgbClr w14:val="000000">
-                <w14:alpha w14:val="9803"/>
-              </w14:srgbClr>
-            </w14:solidFill>
-          </w14:textFill>
-        </w:rPr>
-      </w:pPr>
-      <w:r>
-        <w:rPr>
-          <w:rFonts w:ascii="Times New Roman" w:hAnsi="Times New Roman"/>
-          <w:outline w:val="0"/>
-          <w:color w:val="000000"/>
-          <w:shd w:val="clear" w:color="auto" w:fill="ffffff"/>
-          <w:rtl w:val="0"/>
-          <w:lang w:val="en-US"/>
-          <w14:textFill>
-            <w14:solidFill>
-              <w14:srgbClr w14:val="000000">
-                <w14:alpha w14:val="9803"/>
-              </w14:srgbClr>
-            </w14:solidFill>
-          </w14:textFill>
-        </w:rPr>
-        <w:t xml:space="preserve">Built and deployed the CI/CD pipeline for the serverless batch processing platform, replacing a manual compile </w:t>
-      </w:r>
-      <w:r>
-        <w:rPr>
-          <w:rFonts w:ascii="Times New Roman" w:hAnsi="Times New Roman" w:hint="default"/>
-          <w:outline w:val="0"/>
-          <w:color w:val="000000"/>
-          <w:shd w:val="clear" w:color="auto" w:fill="ffffff"/>
-          <w:rtl w:val="0"/>
-          <w:lang w:val="en-US"/>
-          <w14:textFill>
-            <w14:solidFill>
-              <w14:srgbClr w14:val="000000">
-                <w14:alpha w14:val="9803"/>
-              </w14:srgbClr>
-            </w14:solidFill>
-          </w14:textFill>
-        </w:rPr>
-        <w:t xml:space="preserve">→ </w:t>
-      </w:r>
-      <w:r>
-        <w:rPr>
-          <w:rFonts w:ascii="Times New Roman" w:hAnsi="Times New Roman"/>
-          <w:outline w:val="0"/>
-          <w:color w:val="000000"/>
-          <w:shd w:val="clear" w:color="auto" w:fill="ffffff"/>
-          <w:rtl w:val="0"/>
-          <w:lang w:val="en-US"/>
-          <w14:textFill>
-            <w14:solidFill>
-              <w14:srgbClr w14:val="000000">
-                <w14:alpha w14:val="9803"/>
-              </w14:srgbClr>
-            </w14:solidFill>
-          </w14:textFill>
-        </w:rPr>
-        <w:t xml:space="preserve">S3 </w:t>
-      </w:r>
-      <w:r>
-        <w:rPr>
-          <w:rFonts w:ascii="Times New Roman" w:hAnsi="Times New Roman" w:hint="default"/>
-          <w:outline w:val="0"/>
-          <w:color w:val="000000"/>
-          <w:shd w:val="clear" w:color="auto" w:fill="ffffff"/>
-          <w:rtl w:val="0"/>
-          <w:lang w:val="en-US"/>
-          <w14:textFill>
-            <w14:solidFill>
-              <w14:srgbClr w14:val="000000">
-                <w14:alpha w14:val="9803"/>
-              </w14:srgbClr>
-            </w14:solidFill>
-          </w14:textFill>
-        </w:rPr>
-        <w:t xml:space="preserve">→ </w:t>
-      </w:r>
-      <w:r>
-        <w:rPr>
-          <w:rFonts w:ascii="Times New Roman" w:hAnsi="Times New Roman"/>
-          <w:outline w:val="0"/>
-          <w:color w:val="000000"/>
-          <w:shd w:val="clear" w:color="auto" w:fill="ffffff"/>
-          <w:rtl w:val="0"/>
-          <w:lang w:val="en-US"/>
-          <w14:textFill>
-            <w14:solidFill>
-              <w14:srgbClr w14:val="000000">
-                <w14:alpha w14:val="9803"/>
-              </w14:srgbClr>
-            </w14:solidFill>
-          </w14:textFill>
-        </w:rPr>
-        <w:t>CloudFormation deployment process.</w:t>
+        <w:rPr>
+          <w:rFonts w:ascii="Times Roman" w:hAnsi="Times Roman"/>
+          <w:lang w:val="en-US"/>
+        </w:rPr>
+      </w:pPr>
+      <w:r>
+        <w:rPr>
+          <w:rFonts w:ascii="Times Roman" w:hAnsi="Times Roman"/>
+          <w:rtl w:val="0"/>
+          <w:lang w:val="en-US"/>
+        </w:rPr>
+        <w:t xml:space="preserve">Delivered supporting services and automation in Java and Python for </w:t>
+      </w:r>
+      <w:r>
+        <w:rPr>
+          <w:rFonts w:ascii="Times Roman" w:hAnsi="Times Roman"/>
+          <w:b w:val="1"/>
+          <w:bCs w:val="1"/>
+          <w:rtl w:val="0"/>
+          <w:lang w:val="en-US"/>
+        </w:rPr>
+        <w:t>token handling, batch orchestration</w:t>
+      </w:r>
+      <w:r>
+        <w:rPr>
+          <w:rFonts w:ascii="Times Roman" w:hAnsi="Times Roman"/>
+          <w:rtl w:val="0"/>
+          <w:lang w:val="en-US"/>
+        </w:rPr>
+        <w:t>, and data validation across the platform.</w:t>
       </w:r>
     </w:p>
     <w:p>
@@ -1776,59 +1434,28 @@
         </w:numPr>
         <w:suppressAutoHyphens w:val="1"/>
         <w:spacing w:before="0" w:line="240" w:lineRule="auto"/>
-        <w:jc w:val="left"/>
-        <w:rPr>
-          <w:rFonts w:ascii="Times New Roman" w:hAnsi="Times New Roman"/>
-          <w:outline w:val="0"/>
-          <w:color w:val="000000"/>
-          <w:shd w:val="clear" w:color="auto" w:fill="ffffff"/>
-          <w:lang w:val="en-US"/>
-          <w14:textFill>
-            <w14:solidFill>
-              <w14:srgbClr w14:val="000000">
-                <w14:alpha w14:val="9803"/>
-              </w14:srgbClr>
-            </w14:solidFill>
-          </w14:textFill>
-        </w:rPr>
-      </w:pPr>
-      <w:r>
-        <w:rPr>
-          <w:rFonts w:ascii="Times New Roman" w:hAnsi="Times New Roman"/>
+        <w:rPr>
+          <w:rFonts w:ascii="Times Roman" w:hAnsi="Times Roman"/>
+          <w:lang w:val="en-US"/>
+        </w:rPr>
+      </w:pPr>
+      <w:r>
+        <w:rPr>
+          <w:rFonts w:ascii="Times Roman" w:hAnsi="Times Roman"/>
           <w:b w:val="1"/>
           <w:bCs w:val="1"/>
-          <w:outline w:val="0"/>
-          <w:color w:val="000000"/>
-          <w:shd w:val="clear" w:color="auto" w:fill="ffffff"/>
-          <w:rtl w:val="0"/>
-          <w:lang w:val="en-US"/>
-          <w14:textFill>
-            <w14:solidFill>
-              <w14:srgbClr w14:val="000000">
-                <w14:alpha w14:val="9803"/>
-              </w14:srgbClr>
-            </w14:solidFill>
-          </w14:textFill>
-        </w:rPr>
-        <w:t>Automated Prisma Cloud security scanning</w:t>
-      </w:r>
-      <w:r>
-        <w:rPr>
-          <w:rFonts w:ascii="Times New Roman" w:hAnsi="Times New Roman"/>
-          <w:outline w:val="0"/>
-          <w:color w:val="000000"/>
-          <w:shd w:val="clear" w:color="auto" w:fill="ffffff"/>
-          <w:rtl w:val="0"/>
-          <w:lang w:val="en-US"/>
-          <w14:textFill>
-            <w14:solidFill>
-              <w14:srgbClr w14:val="000000">
-                <w14:alpha w14:val="9803"/>
-              </w14:srgbClr>
-            </w14:solidFill>
-          </w14:textFill>
-        </w:rPr>
-        <w:t xml:space="preserve"> into both the deployment pipeline and the local development workflow, shifting vulnerability detection left and reducing late-stage remediation.</w:t>
+          <w:rtl w:val="0"/>
+          <w:lang w:val="en-US"/>
+        </w:rPr>
+        <w:t>Integrated Kafka-based event streaming into the service layer</w:t>
+      </w:r>
+      <w:r>
+        <w:rPr>
+          <w:rFonts w:ascii="Times Roman" w:hAnsi="Times Roman"/>
+          <w:rtl w:val="0"/>
+          <w:lang w:val="en-US"/>
+        </w:rPr>
+        <w:t>, publishing and consuming events for asynchronous batch orchestration and downstream data synchronization, decoupling long-running workflows from the request path.</w:t>
       </w:r>
     </w:p>
     <w:p>
@@ -1840,167 +1467,240 @@
         </w:numPr>
         <w:suppressAutoHyphens w:val="1"/>
         <w:spacing w:before="0" w:line="240" w:lineRule="auto"/>
-        <w:jc w:val="left"/>
-        <w:rPr>
-          <w:rFonts w:ascii="Times New Roman" w:hAnsi="Times New Roman"/>
-          <w:outline w:val="0"/>
-          <w:color w:val="000000"/>
-          <w:shd w:val="clear" w:color="auto" w:fill="ffffff"/>
-          <w:lang w:val="en-US"/>
-          <w14:textFill>
-            <w14:solidFill>
-              <w14:srgbClr w14:val="000000">
-                <w14:alpha w14:val="9803"/>
-              </w14:srgbClr>
-            </w14:solidFill>
-          </w14:textFill>
-        </w:rPr>
-      </w:pPr>
-      <w:r>
-        <w:rPr>
-          <w:rFonts w:ascii="Times New Roman" w:hAnsi="Times New Roman"/>
+        <w:rPr>
+          <w:rFonts w:ascii="Times Roman" w:hAnsi="Times Roman"/>
+          <w:lang w:val="en-US"/>
+        </w:rPr>
+      </w:pPr>
+      <w:r>
+        <w:rPr>
+          <w:rFonts w:ascii="Times Roman" w:hAnsi="Times Roman"/>
           <w:b w:val="1"/>
           <w:bCs w:val="1"/>
-          <w:outline w:val="0"/>
-          <w:color w:val="000000"/>
-          <w:shd w:val="clear" w:color="auto" w:fill="ffffff"/>
-          <w:rtl w:val="0"/>
-          <w:lang w:val="en-US"/>
-          <w14:textFill>
-            <w14:solidFill>
-              <w14:srgbClr w14:val="000000">
-                <w14:alpha w14:val="9803"/>
-              </w14:srgbClr>
-            </w14:solidFill>
-          </w14:textFill>
-        </w:rPr>
-        <w:t>Onboarded and mentored on the serverless batch platform</w:t>
-      </w:r>
-      <w:r>
-        <w:rPr>
-          <w:rFonts w:ascii="Times New Roman" w:hAnsi="Times New Roman"/>
-          <w:outline w:val="0"/>
-          <w:color w:val="000000"/>
-          <w:shd w:val="clear" w:color="auto" w:fill="ffffff"/>
-          <w:rtl w:val="0"/>
-          <w:lang w:val="en-US"/>
-          <w14:textFill>
-            <w14:solidFill>
-              <w14:srgbClr w14:val="000000">
-                <w14:alpha w14:val="9803"/>
-              </w14:srgbClr>
-            </w14:solidFill>
-          </w14:textFill>
-        </w:rPr>
-        <w:t xml:space="preserve">, converting KT sessions into documented runtime flows (Secrets Manager </w:t>
-      </w:r>
-      <w:r>
-        <w:rPr>
-          <w:rFonts w:ascii="Times New Roman" w:hAnsi="Times New Roman" w:hint="default"/>
-          <w:outline w:val="0"/>
-          <w:color w:val="000000"/>
-          <w:shd w:val="clear" w:color="auto" w:fill="ffffff"/>
-          <w:rtl w:val="0"/>
-          <w:lang w:val="en-US"/>
-          <w14:textFill>
-            <w14:solidFill>
-              <w14:srgbClr w14:val="000000">
-                <w14:alpha w14:val="9803"/>
-              </w14:srgbClr>
-            </w14:solidFill>
-          </w14:textFill>
-        </w:rPr>
-        <w:t xml:space="preserve">→ </w:t>
-      </w:r>
-      <w:r>
-        <w:rPr>
-          <w:rFonts w:ascii="Times New Roman" w:hAnsi="Times New Roman"/>
-          <w:outline w:val="0"/>
-          <w:color w:val="000000"/>
-          <w:shd w:val="clear" w:color="auto" w:fill="ffffff"/>
-          <w:rtl w:val="0"/>
-          <w:lang w:val="en-US"/>
-          <w14:textFill>
-            <w14:solidFill>
-              <w14:srgbClr w14:val="000000">
-                <w14:alpha w14:val="9803"/>
-              </w14:srgbClr>
-            </w14:solidFill>
-          </w14:textFill>
-        </w:rPr>
-        <w:t xml:space="preserve">SSM </w:t>
-      </w:r>
-      <w:r>
-        <w:rPr>
-          <w:rFonts w:ascii="Times New Roman" w:hAnsi="Times New Roman" w:hint="default"/>
-          <w:outline w:val="0"/>
-          <w:color w:val="000000"/>
-          <w:shd w:val="clear" w:color="auto" w:fill="ffffff"/>
-          <w:rtl w:val="0"/>
-          <w:lang w:val="en-US"/>
-          <w14:textFill>
-            <w14:solidFill>
-              <w14:srgbClr w14:val="000000">
-                <w14:alpha w14:val="9803"/>
-              </w14:srgbClr>
-            </w14:solidFill>
-          </w14:textFill>
-        </w:rPr>
-        <w:t xml:space="preserve">→ </w:t>
-      </w:r>
-      <w:r>
-        <w:rPr>
-          <w:rFonts w:ascii="Times New Roman" w:hAnsi="Times New Roman"/>
-          <w:outline w:val="0"/>
-          <w:color w:val="000000"/>
-          <w:shd w:val="clear" w:color="auto" w:fill="ffffff"/>
-          <w:rtl w:val="0"/>
-          <w:lang w:val="en-US"/>
-          <w14:textFill>
-            <w14:solidFill>
-              <w14:srgbClr w14:val="000000">
-                <w14:alpha w14:val="9803"/>
-              </w14:srgbClr>
-            </w14:solidFill>
-          </w14:textFill>
-        </w:rPr>
-        <w:t xml:space="preserve">service account token </w:t>
-      </w:r>
-      <w:r>
-        <w:rPr>
-          <w:rFonts w:ascii="Times New Roman" w:hAnsi="Times New Roman" w:hint="default"/>
-          <w:outline w:val="0"/>
-          <w:color w:val="000000"/>
-          <w:shd w:val="clear" w:color="auto" w:fill="ffffff"/>
-          <w:rtl w:val="0"/>
-          <w:lang w:val="en-US"/>
-          <w14:textFill>
-            <w14:solidFill>
-              <w14:srgbClr w14:val="000000">
-                <w14:alpha w14:val="9803"/>
-              </w14:srgbClr>
-            </w14:solidFill>
-          </w14:textFill>
-        </w:rPr>
-        <w:t xml:space="preserve">→ </w:t>
-      </w:r>
-      <w:r>
-        <w:rPr>
-          <w:rFonts w:ascii="Times New Roman" w:hAnsi="Times New Roman"/>
-          <w:outline w:val="0"/>
-          <w:color w:val="000000"/>
-          <w:shd w:val="clear" w:color="auto" w:fill="ffffff"/>
-          <w:rtl w:val="0"/>
-          <w:lang w:val="en-US"/>
-          <w14:textFill>
-            <w14:solidFill>
-              <w14:srgbClr w14:val="000000">
-                <w14:alpha w14:val="9803"/>
-              </w14:srgbClr>
-            </w14:solidFill>
-          </w14:textFill>
-        </w:rPr>
-        <w:t>Liferay publish) and repeatable local testing workflows.</w:t>
+          <w:rtl w:val="0"/>
+          <w:lang w:val="en-US"/>
+        </w:rPr>
+        <w:t>Containerized gateway and batch services</w:t>
+      </w:r>
+      <w:r>
+        <w:rPr>
+          <w:rFonts w:ascii="Times Roman" w:hAnsi="Times Roman"/>
+          <w:rtl w:val="0"/>
+          <w:lang w:val="en-US"/>
+        </w:rPr>
+        <w:t xml:space="preserve"> with </w:t>
+      </w:r>
+      <w:r>
+        <w:rPr>
+          <w:rFonts w:ascii="Times Roman" w:hAnsi="Times Roman"/>
+          <w:b w:val="1"/>
+          <w:bCs w:val="1"/>
+          <w:rtl w:val="0"/>
+          <w:lang w:val="en-US"/>
+        </w:rPr>
+        <w:t>Docker and deployed to Kubernetes</w:t>
+      </w:r>
+      <w:r>
+        <w:rPr>
+          <w:rFonts w:ascii="Times Roman" w:hAnsi="Times Roman"/>
+          <w:rtl w:val="0"/>
+          <w:lang w:val="en-US"/>
+        </w:rPr>
+        <w:t>, standardizing runtime configuration and scaling behavior across environments.</w:t>
+      </w:r>
+    </w:p>
+    <w:p>
+      <w:pPr>
+        <w:pStyle w:val="Default"/>
+        <w:numPr>
+          <w:ilvl w:val="0"/>
+          <w:numId w:val="2"/>
+        </w:numPr>
+        <w:suppressAutoHyphens w:val="1"/>
+        <w:spacing w:before="0" w:line="240" w:lineRule="auto"/>
+        <w:rPr>
+          <w:rFonts w:ascii="Times Roman" w:hAnsi="Times Roman"/>
+          <w:lang w:val="en-US"/>
+        </w:rPr>
+      </w:pPr>
+      <w:r>
+        <w:rPr>
+          <w:rFonts w:ascii="Times Roman" w:hAnsi="Times Roman"/>
+          <w:b w:val="1"/>
+          <w:bCs w:val="1"/>
+          <w:rtl w:val="0"/>
+          <w:lang w:val="en-US"/>
+        </w:rPr>
+        <w:t>Introduced performance engineering practice using K6 (Grafana)</w:t>
+      </w:r>
+      <w:r>
+        <w:rPr>
+          <w:rFonts w:ascii="Times Roman" w:hAnsi="Times Roman"/>
+          <w:rtl w:val="0"/>
+          <w:lang w:val="en-US"/>
+        </w:rPr>
+        <w:t>, establishing load and stress testing to validate throughput and latency before release, with Splunk-based monitoring and observability feeding release gates.</w:t>
+      </w:r>
+    </w:p>
+    <w:p>
+      <w:pPr>
+        <w:pStyle w:val="Default"/>
+        <w:numPr>
+          <w:ilvl w:val="0"/>
+          <w:numId w:val="2"/>
+        </w:numPr>
+        <w:suppressAutoHyphens w:val="1"/>
+        <w:spacing w:before="0" w:line="240" w:lineRule="auto"/>
+        <w:rPr>
+          <w:rFonts w:ascii="Times Roman" w:hAnsi="Times Roman"/>
+          <w:lang w:val="en-US"/>
+        </w:rPr>
+      </w:pPr>
+      <w:r>
+        <w:rPr>
+          <w:rFonts w:ascii="Times Roman" w:hAnsi="Times Roman"/>
+          <w:rtl w:val="0"/>
+          <w:lang w:val="en-US"/>
+        </w:rPr>
+        <w:t xml:space="preserve">Built and deployed the </w:t>
+      </w:r>
+      <w:r>
+        <w:rPr>
+          <w:rFonts w:ascii="Times Roman" w:hAnsi="Times Roman"/>
+          <w:b w:val="1"/>
+          <w:bCs w:val="1"/>
+          <w:rtl w:val="0"/>
+          <w:lang w:val="en-US"/>
+        </w:rPr>
+        <w:t>AWS-native CI/CD pipeline for the serverless batch processing platform</w:t>
+      </w:r>
+      <w:r>
+        <w:rPr>
+          <w:rFonts w:ascii="Times Roman" w:hAnsi="Times Roman"/>
+          <w:rtl w:val="0"/>
+          <w:lang w:val="en-US"/>
+        </w:rPr>
+        <w:t xml:space="preserve">, replacing a manual compile </w:t>
+      </w:r>
+      <w:r>
+        <w:rPr>
+          <w:rFonts w:ascii="Arial Unicode MS" w:cs="Arial Unicode MS" w:hAnsi="Arial Unicode MS" w:eastAsia="Arial Unicode MS" w:hint="default"/>
+          <w:b w:val="0"/>
+          <w:bCs w:val="0"/>
+          <w:i w:val="0"/>
+          <w:iCs w:val="0"/>
+          <w:rtl w:val="0"/>
+          <w:lang w:val="en-US"/>
+        </w:rPr>
+        <w:t>→</w:t>
+      </w:r>
+      <w:r>
+        <w:rPr>
+          <w:rFonts w:ascii="Times Roman" w:hAnsi="Times Roman"/>
+          <w:rtl w:val="0"/>
+          <w:lang w:val="en-US"/>
+        </w:rPr>
+        <w:t xml:space="preserve"> </w:t>
+      </w:r>
+      <w:r>
+        <w:rPr>
+          <w:rFonts w:ascii="Times Roman" w:hAnsi="Times Roman"/>
+          <w:rtl w:val="0"/>
+          <w:lang w:val="en-US"/>
+        </w:rPr>
+        <w:t xml:space="preserve">S3 </w:t>
+      </w:r>
+      <w:r>
+        <w:rPr>
+          <w:rFonts w:ascii="Arial Unicode MS" w:cs="Arial Unicode MS" w:hAnsi="Arial Unicode MS" w:eastAsia="Arial Unicode MS" w:hint="default"/>
+          <w:b w:val="0"/>
+          <w:bCs w:val="0"/>
+          <w:i w:val="0"/>
+          <w:iCs w:val="0"/>
+          <w:rtl w:val="0"/>
+          <w:lang w:val="en-US"/>
+        </w:rPr>
+        <w:t>→</w:t>
+      </w:r>
+      <w:r>
+        <w:rPr>
+          <w:rFonts w:ascii="Times Roman" w:hAnsi="Times Roman"/>
+          <w:rtl w:val="0"/>
+          <w:lang w:val="en-US"/>
+        </w:rPr>
+        <w:t xml:space="preserve"> </w:t>
+      </w:r>
+      <w:r>
+        <w:rPr>
+          <w:rFonts w:ascii="Times Roman" w:hAnsi="Times Roman"/>
+          <w:rtl w:val="0"/>
+          <w:lang w:val="en-US"/>
+        </w:rPr>
+        <w:t>CloudFormation deployment process.</w:t>
+      </w:r>
+    </w:p>
+    <w:p>
+      <w:pPr>
+        <w:pStyle w:val="Default"/>
+        <w:numPr>
+          <w:ilvl w:val="0"/>
+          <w:numId w:val="2"/>
+        </w:numPr>
+        <w:suppressAutoHyphens w:val="1"/>
+        <w:spacing w:before="0" w:line="240" w:lineRule="auto"/>
+        <w:rPr>
+          <w:rFonts w:ascii="Times Roman" w:hAnsi="Times Roman"/>
+          <w:lang w:val="en-US"/>
+        </w:rPr>
+      </w:pPr>
+      <w:r>
+        <w:rPr>
+          <w:rFonts w:ascii="Times Roman" w:hAnsi="Times Roman"/>
+          <w:rtl w:val="0"/>
+          <w:lang w:val="en-US"/>
+        </w:rPr>
+        <w:t xml:space="preserve">Automated </w:t>
+      </w:r>
+      <w:r>
+        <w:rPr>
+          <w:rFonts w:ascii="Times Roman" w:hAnsi="Times Roman"/>
+          <w:b w:val="1"/>
+          <w:bCs w:val="1"/>
+          <w:rtl w:val="0"/>
+          <w:lang w:val="en-US"/>
+        </w:rPr>
+        <w:t>Prisma Cloud security scanning</w:t>
+      </w:r>
+      <w:r>
+        <w:rPr>
+          <w:rFonts w:ascii="Times Roman" w:hAnsi="Times Roman"/>
+          <w:rtl w:val="0"/>
+          <w:lang w:val="en-US"/>
+        </w:rPr>
+        <w:t xml:space="preserve"> into both the deployment pipeline and the local development workflow, shifting vulnerability detection left and reducing late-stage remediation.</w:t>
+      </w:r>
+    </w:p>
+    <w:p>
+      <w:pPr>
+        <w:pStyle w:val="Default"/>
+        <w:numPr>
+          <w:ilvl w:val="0"/>
+          <w:numId w:val="2"/>
+        </w:numPr>
+        <w:suppressAutoHyphens w:val="1"/>
+        <w:spacing w:before="0" w:line="240" w:lineRule="auto"/>
+        <w:rPr>
+          <w:rFonts w:ascii="Times Roman" w:hAnsi="Times Roman"/>
+          <w:lang w:val="en-US"/>
+        </w:rPr>
+      </w:pPr>
+      <w:r>
+        <w:rPr>
+          <w:rFonts w:ascii="Times Roman" w:hAnsi="Times Roman"/>
+          <w:rtl w:val="0"/>
+          <w:lang w:val="en-US"/>
+        </w:rPr>
+        <w:t>Applied AI-assisted development tooling to accelerate code review, refactoring, and documentation of legacy auth and batch flows, building on prior LLM and Retrieval-Augmented Generation (RAG) system work.</w:t>
       </w:r>
     </w:p>
     <w:p>
@@ -2026,15 +1726,157 @@
     </w:p>
     <w:p>
       <w:pPr>
-        <w:pStyle w:val="Default"/>
+        <w:pStyle w:val="Body A"/>
+        <w:rPr>
+          <w:rFonts w:ascii="Times New Roman" w:cs="Times New Roman" w:hAnsi="Times New Roman" w:eastAsia="Times New Roman"/>
+          <w:b w:val="1"/>
+          <w:bCs w:val="1"/>
+          <w:sz w:val="24"/>
+          <w:szCs w:val="24"/>
+          <w:lang w:val="de-DE"/>
+        </w:rPr>
+      </w:pPr>
+      <w:r>
+        <w:rPr>
+          <w:rFonts w:ascii="Times New Roman" w:hAnsi="Times New Roman"/>
+          <w:b w:val="1"/>
+          <w:bCs w:val="1"/>
+          <w:sz w:val="24"/>
+          <w:szCs w:val="24"/>
+          <w:rtl w:val="0"/>
+          <w:lang w:val="de-DE"/>
+        </w:rPr>
+        <w:t xml:space="preserve">UST Global - </w:t>
+      </w:r>
+      <w:r>
+        <w:rPr>
+          <w:rFonts w:ascii="Times New Roman" w:hAnsi="Times New Roman"/>
+          <w:b w:val="1"/>
+          <w:bCs w:val="1"/>
+          <w:sz w:val="24"/>
+          <w:szCs w:val="24"/>
+          <w:rtl w:val="0"/>
+          <w:lang w:val="de-DE"/>
+        </w:rPr>
+        <w:t>Software Engineer Lead II</w:t>
+      </w:r>
+    </w:p>
+    <w:p>
+      <w:pPr>
+        <w:pStyle w:val="Body A"/>
+        <w:rPr>
+          <w:rFonts w:ascii="Times New Roman" w:cs="Times New Roman" w:hAnsi="Times New Roman" w:eastAsia="Times New Roman"/>
+          <w:sz w:val="24"/>
+          <w:szCs w:val="24"/>
+          <w:lang w:val="de-DE"/>
+        </w:rPr>
+      </w:pPr>
+      <w:r>
+        <w:rPr>
+          <w:rFonts w:ascii="Times New Roman" w:hAnsi="Times New Roman"/>
+          <w:b w:val="1"/>
+          <w:bCs w:val="1"/>
+          <w:sz w:val="24"/>
+          <w:szCs w:val="24"/>
+          <w:rtl w:val="0"/>
+          <w:lang w:val="en-US"/>
+        </w:rPr>
+        <w:t>Client</w:t>
+      </w:r>
+      <w:r>
+        <w:rPr>
+          <w:rFonts w:ascii="Times New Roman" w:hAnsi="Times New Roman"/>
+          <w:sz w:val="24"/>
+          <w:szCs w:val="24"/>
+          <w:rtl w:val="0"/>
+          <w:lang w:val="de-DE"/>
+        </w:rPr>
+        <w:t xml:space="preserve">: </w:t>
+      </w:r>
+      <w:r>
+        <w:rPr>
+          <w:rFonts w:ascii="Times New Roman" w:hAnsi="Times New Roman"/>
+          <w:sz w:val="24"/>
+          <w:szCs w:val="24"/>
+          <w:rtl w:val="0"/>
+          <w:lang w:val="de-DE"/>
+        </w:rPr>
+        <w:t>T-Mobile, WA, USA</w:t>
+      </w:r>
+      <w:r>
+        <w:rPr>
+          <w:rFonts w:ascii="Times New Roman" w:cs="Times New Roman" w:hAnsi="Times New Roman" w:eastAsia="Times New Roman"/>
+          <w:sz w:val="24"/>
+          <w:szCs w:val="24"/>
+          <w:rtl w:val="0"/>
+          <w:lang w:val="de-DE"/>
+        </w:rPr>
+        <w:tab/>
+        <w:tab/>
+        <w:tab/>
+        <w:tab/>
+        <w:tab/>
+        <w:tab/>
+        <w:tab/>
+        <w:tab/>
+        <w:t xml:space="preserve">       </w:t>
+      </w:r>
+      <w:r>
+        <w:rPr>
+          <w:rFonts w:ascii="Times New Roman" w:hAnsi="Times New Roman"/>
+          <w:sz w:val="24"/>
+          <w:szCs w:val="24"/>
+          <w:rtl w:val="0"/>
+          <w:lang w:val="de-DE"/>
+        </w:rPr>
+        <w:t xml:space="preserve">Sept 2024 </w:t>
+      </w:r>
+      <w:r>
+        <w:rPr>
+          <w:rFonts w:ascii="Times New Roman" w:hAnsi="Times New Roman" w:hint="default"/>
+          <w:sz w:val="24"/>
+          <w:szCs w:val="24"/>
+          <w:rtl w:val="0"/>
+          <w:lang w:val="de-DE"/>
+        </w:rPr>
+        <w:t xml:space="preserve">– </w:t>
+      </w:r>
+      <w:r>
+        <w:rPr>
+          <w:rFonts w:ascii="Times New Roman" w:hAnsi="Times New Roman"/>
+          <w:sz w:val="24"/>
+          <w:szCs w:val="24"/>
+          <w:rtl w:val="0"/>
+          <w:lang w:val="de-DE"/>
+        </w:rPr>
+        <w:t>Jan 2026</w:t>
+      </w:r>
+      <w:r>
+        <w:rPr>
+          <w:rFonts w:ascii="Times New Roman" w:cs="Times New Roman" w:hAnsi="Times New Roman" w:eastAsia="Times New Roman"/>
+          <w:sz w:val="24"/>
+          <w:szCs w:val="24"/>
+          <w:lang w:val="de-DE"/>
+        </w:rPr>
+        <w:br w:type="textWrapping"/>
+      </w:r>
+    </w:p>
+    <w:p>
+      <w:pPr>
+        <w:pStyle w:val="Default"/>
+        <w:numPr>
+          <w:ilvl w:val="0"/>
+          <w:numId w:val="3"/>
+        </w:numPr>
         <w:suppressAutoHyphens w:val="1"/>
         <w:spacing w:before="0" w:line="240" w:lineRule="auto"/>
         <w:jc w:val="left"/>
         <w:rPr>
-          <w:rFonts w:ascii="Times New Roman" w:cs="Times New Roman" w:hAnsi="Times New Roman" w:eastAsia="Times New Roman"/>
+          <w:rFonts w:ascii="Times New Roman" w:hAnsi="Times New Roman"/>
           <w:outline w:val="0"/>
           <w:color w:val="000000"/>
           <w:shd w:val="clear" w:color="auto" w:fill="ffffff"/>
+          <w:lang w:val="en-US"/>
           <w14:textFill>
             <w14:solidFill>
               <w14:srgbClr w14:val="000000">
@@ -2044,18 +1886,14 @@
           </w14:textFill>
         </w:rPr>
       </w:pPr>
-    </w:p>
-    <w:p>
-      <w:pPr>
-        <w:pStyle w:val="Default"/>
-        <w:suppressAutoHyphens w:val="1"/>
-        <w:spacing w:before="0" w:line="240" w:lineRule="auto"/>
-        <w:jc w:val="left"/>
-        <w:rPr>
-          <w:rFonts w:ascii="Times New Roman" w:cs="Times New Roman" w:hAnsi="Times New Roman" w:eastAsia="Times New Roman"/>
+      <w:r>
+        <w:rPr>
+          <w:rFonts w:ascii="Times New Roman" w:hAnsi="Times New Roman"/>
           <w:outline w:val="0"/>
           <w:color w:val="000000"/>
           <w:shd w:val="clear" w:color="auto" w:fill="ffffff"/>
+          <w:rtl w:val="0"/>
+          <w:lang w:val="en-US"/>
           <w14:textFill>
             <w14:solidFill>
               <w14:srgbClr w14:val="000000">
@@ -2064,19 +1902,18 @@
             </w14:solidFill>
           </w14:textFill>
         </w:rPr>
-      </w:pPr>
-    </w:p>
-    <w:p>
-      <w:pPr>
-        <w:pStyle w:val="Default"/>
-        <w:suppressAutoHyphens w:val="1"/>
-        <w:spacing w:before="0" w:line="240" w:lineRule="auto"/>
-        <w:jc w:val="left"/>
-        <w:rPr>
-          <w:rFonts w:ascii="Times New Roman" w:cs="Times New Roman" w:hAnsi="Times New Roman" w:eastAsia="Times New Roman"/>
+        <w:t xml:space="preserve">Building </w:t>
+      </w:r>
+      <w:r>
+        <w:rPr>
+          <w:rFonts w:ascii="Times New Roman" w:hAnsi="Times New Roman"/>
+          <w:b w:val="1"/>
+          <w:bCs w:val="1"/>
           <w:outline w:val="0"/>
           <w:color w:val="000000"/>
           <w:shd w:val="clear" w:color="auto" w:fill="ffffff"/>
+          <w:rtl w:val="0"/>
+          <w:lang w:val="en-US"/>
           <w14:textFill>
             <w14:solidFill>
               <w14:srgbClr w14:val="000000">
@@ -2085,160 +1922,17 @@
             </w14:solidFill>
           </w14:textFill>
         </w:rPr>
-      </w:pPr>
-    </w:p>
-    <w:p>
-      <w:pPr>
-        <w:pStyle w:val="Body A"/>
-        <w:rPr>
-          <w:rFonts w:ascii="Times New Roman" w:cs="Times New Roman" w:hAnsi="Times New Roman" w:eastAsia="Times New Roman"/>
+        <w:t>T-Mobile</w:t>
+      </w:r>
+      <w:r>
+        <w:rPr>
+          <w:rFonts w:ascii="Times New Roman" w:hAnsi="Times New Roman" w:hint="default"/>
           <w:b w:val="1"/>
           <w:bCs w:val="1"/>
-          <w:sz w:val="24"/>
-          <w:szCs w:val="24"/>
-          <w:lang w:val="de-DE"/>
-        </w:rPr>
-      </w:pPr>
-      <w:r>
-        <w:rPr>
-          <w:rFonts w:ascii="Times New Roman" w:hAnsi="Times New Roman"/>
-          <w:b w:val="1"/>
-          <w:bCs w:val="1"/>
-          <w:sz w:val="24"/>
-          <w:szCs w:val="24"/>
-          <w:rtl w:val="0"/>
-          <w:lang w:val="de-DE"/>
-        </w:rPr>
-        <w:t xml:space="preserve">UST Global - </w:t>
-      </w:r>
-      <w:r>
-        <w:rPr>
-          <w:rFonts w:ascii="Times New Roman" w:hAnsi="Times New Roman"/>
-          <w:b w:val="1"/>
-          <w:bCs w:val="1"/>
-          <w:sz w:val="24"/>
-          <w:szCs w:val="24"/>
-          <w:rtl w:val="0"/>
-          <w:lang w:val="de-DE"/>
-        </w:rPr>
-        <w:t>Software Engineer Lead II</w:t>
-      </w:r>
-    </w:p>
-    <w:p>
-      <w:pPr>
-        <w:pStyle w:val="Body A"/>
-        <w:rPr>
-          <w:rFonts w:ascii="Times New Roman" w:cs="Times New Roman" w:hAnsi="Times New Roman" w:eastAsia="Times New Roman"/>
-          <w:sz w:val="24"/>
-          <w:szCs w:val="24"/>
-          <w:lang w:val="de-DE"/>
-        </w:rPr>
-      </w:pPr>
-      <w:r>
-        <w:rPr>
-          <w:rFonts w:ascii="Times New Roman" w:hAnsi="Times New Roman"/>
-          <w:b w:val="1"/>
-          <w:bCs w:val="1"/>
-          <w:sz w:val="24"/>
-          <w:szCs w:val="24"/>
-          <w:rtl w:val="0"/>
-          <w:lang w:val="en-US"/>
-        </w:rPr>
-        <w:t>Client</w:t>
-      </w:r>
-      <w:r>
-        <w:rPr>
-          <w:rFonts w:ascii="Times New Roman" w:hAnsi="Times New Roman"/>
-          <w:sz w:val="24"/>
-          <w:szCs w:val="24"/>
-          <w:rtl w:val="0"/>
-          <w:lang w:val="de-DE"/>
-        </w:rPr>
-        <w:t xml:space="preserve">: </w:t>
-      </w:r>
-      <w:r>
-        <w:rPr>
-          <w:rFonts w:ascii="Times New Roman" w:hAnsi="Times New Roman"/>
-          <w:sz w:val="24"/>
-          <w:szCs w:val="24"/>
-          <w:rtl w:val="0"/>
-          <w:lang w:val="de-DE"/>
-        </w:rPr>
-        <w:t>T-Mobile, WA, USA</w:t>
-      </w:r>
-      <w:r>
-        <w:rPr>
-          <w:rFonts w:ascii="Times New Roman" w:cs="Times New Roman" w:hAnsi="Times New Roman" w:eastAsia="Times New Roman"/>
-          <w:sz w:val="24"/>
-          <w:szCs w:val="24"/>
-          <w:rtl w:val="0"/>
-          <w:lang w:val="de-DE"/>
-        </w:rPr>
-        <w:tab/>
-        <w:tab/>
-        <w:tab/>
-        <w:tab/>
-        <w:tab/>
-        <w:tab/>
-        <w:tab/>
-        <w:tab/>
-        <w:t xml:space="preserve">       </w:t>
-      </w:r>
-      <w:r>
-        <w:rPr>
-          <w:rFonts w:ascii="Times New Roman" w:hAnsi="Times New Roman"/>
-          <w:sz w:val="24"/>
-          <w:szCs w:val="24"/>
-          <w:rtl w:val="0"/>
-          <w:lang w:val="de-DE"/>
-        </w:rPr>
-        <w:t xml:space="preserve">Sept 2024 </w:t>
-      </w:r>
-      <w:r>
-        <w:rPr>
-          <w:rFonts w:ascii="Times New Roman" w:hAnsi="Times New Roman" w:hint="default"/>
-          <w:sz w:val="24"/>
-          <w:szCs w:val="24"/>
-          <w:rtl w:val="0"/>
-          <w:lang w:val="de-DE"/>
-        </w:rPr>
-        <w:t xml:space="preserve">– </w:t>
-      </w:r>
-      <w:r>
-        <w:rPr>
-          <w:rFonts w:ascii="Times New Roman" w:hAnsi="Times New Roman"/>
-          <w:sz w:val="24"/>
-          <w:szCs w:val="24"/>
-          <w:rtl w:val="0"/>
-          <w:lang w:val="de-DE"/>
-        </w:rPr>
-        <w:t>Jan 2026</w:t>
-      </w:r>
-      <w:r>
-        <w:rPr>
-          <w:rFonts w:ascii="Times New Roman" w:cs="Times New Roman" w:hAnsi="Times New Roman" w:eastAsia="Times New Roman"/>
-          <w:sz w:val="24"/>
-          <w:szCs w:val="24"/>
-          <w:lang w:val="de-DE"/>
-        </w:rPr>
-        <w:br w:type="textWrapping"/>
-      </w:r>
-    </w:p>
-    <w:p>
-      <w:pPr>
-        <w:pStyle w:val="Default"/>
-        <w:numPr>
-          <w:ilvl w:val="0"/>
-          <w:numId w:val="3"/>
-        </w:numPr>
-        <w:suppressAutoHyphens w:val="1"/>
-        <w:spacing w:before="0" w:line="240" w:lineRule="auto"/>
-        <w:jc w:val="left"/>
-        <w:rPr>
-          <w:rFonts w:ascii="Times New Roman" w:hAnsi="Times New Roman"/>
           <w:outline w:val="0"/>
           <w:color w:val="000000"/>
           <w:shd w:val="clear" w:color="auto" w:fill="ffffff"/>
+          <w:rtl w:val="0"/>
           <w:lang w:val="en-US"/>
           <w14:textFill>
             <w14:solidFill>
@@ -2248,10 +1942,13 @@
             </w14:solidFill>
           </w14:textFill>
         </w:rPr>
-      </w:pPr>
-      <w:r>
-        <w:rPr>
-          <w:rFonts w:ascii="Times New Roman" w:hAnsi="Times New Roman"/>
+        <w:t>’</w:t>
+      </w:r>
+      <w:r>
+        <w:rPr>
+          <w:rFonts w:ascii="Times New Roman" w:hAnsi="Times New Roman"/>
+          <w:b w:val="1"/>
+          <w:bCs w:val="1"/>
           <w:outline w:val="0"/>
           <w:color w:val="000000"/>
           <w:shd w:val="clear" w:color="auto" w:fill="ffffff"/>
@@ -2265,7 +1962,7 @@
             </w14:solidFill>
           </w14:textFill>
         </w:rPr>
-        <w:t xml:space="preserve">Building </w:t>
+        <w:t>s next-generation Internal Developer Portal ( IDP )</w:t>
       </w:r>
       <w:r>
         <w:rPr>
@@ -2285,13 +1982,11 @@
             </w14:solidFill>
           </w14:textFill>
         </w:rPr>
-        <w:t>T-Mobile</w:t>
+        <w:t xml:space="preserve"> </w:t>
       </w:r>
       <w:r>
         <w:rPr>
           <w:rFonts w:ascii="Times New Roman" w:hAnsi="Times New Roman" w:hint="default"/>
-          <w:b w:val="1"/>
-          <w:bCs w:val="1"/>
           <w:outline w:val="0"/>
           <w:color w:val="000000"/>
           <w:shd w:val="clear" w:color="auto" w:fill="ffffff"/>
@@ -2305,13 +2000,11 @@
             </w14:solidFill>
           </w14:textFill>
         </w:rPr>
-        <w:t>’</w:t>
-      </w:r>
-      <w:r>
-        <w:rPr>
-          <w:rFonts w:ascii="Times New Roman" w:hAnsi="Times New Roman"/>
-          <w:b w:val="1"/>
-          <w:bCs w:val="1"/>
+        <w:t xml:space="preserve">— </w:t>
+      </w:r>
+      <w:r>
+        <w:rPr>
+          <w:rFonts w:ascii="Times New Roman" w:hAnsi="Times New Roman"/>
           <w:outline w:val="0"/>
           <w:color w:val="000000"/>
           <w:shd w:val="clear" w:color="auto" w:fill="ffffff"/>
@@ -2325,17 +2018,24 @@
             </w14:solidFill>
           </w14:textFill>
         </w:rPr>
-        <w:t>s next-generation Internal Developer Portal ( IDP )</w:t>
-      </w:r>
-      <w:r>
-        <w:rPr>
-          <w:rFonts w:ascii="Times New Roman" w:hAnsi="Times New Roman"/>
-          <w:b w:val="1"/>
-          <w:bCs w:val="1"/>
+        <w:t>a unified control plane that abstracts cloud complexity and gives engineers one-click access to infrastructure, services, and golden-path automation..</w:t>
+      </w:r>
+    </w:p>
+    <w:p>
+      <w:pPr>
+        <w:pStyle w:val="Default"/>
+        <w:numPr>
+          <w:ilvl w:val="0"/>
+          <w:numId w:val="3"/>
+        </w:numPr>
+        <w:suppressAutoHyphens w:val="1"/>
+        <w:spacing w:before="0" w:line="240" w:lineRule="auto"/>
+        <w:jc w:val="left"/>
+        <w:rPr>
+          <w:rFonts w:ascii="Times New Roman" w:hAnsi="Times New Roman"/>
           <w:outline w:val="0"/>
           <w:color w:val="000000"/>
           <w:shd w:val="clear" w:color="auto" w:fill="ffffff"/>
-          <w:rtl w:val="0"/>
           <w:lang w:val="en-US"/>
           <w14:textFill>
             <w14:solidFill>
@@ -2345,11 +2045,10 @@
             </w14:solidFill>
           </w14:textFill>
         </w:rPr>
-        <w:t xml:space="preserve"> </w:t>
-      </w:r>
-      <w:r>
-        <w:rPr>
-          <w:rFonts w:ascii="Times New Roman" w:hAnsi="Times New Roman" w:hint="default"/>
+      </w:pPr>
+      <w:r>
+        <w:rPr>
+          <w:rFonts w:ascii="Times New Roman" w:hAnsi="Times New Roman"/>
           <w:outline w:val="0"/>
           <w:color w:val="000000"/>
           <w:shd w:val="clear" w:color="auto" w:fill="ffffff"/>
@@ -2363,15 +2062,24 @@
             </w14:solidFill>
           </w14:textFill>
         </w:rPr>
-        <w:t xml:space="preserve">— </w:t>
-      </w:r>
-      <w:r>
+        <w:t>Transformed developer experience into a high-velocity, self-driving platform, enabling teams to ship faster, safer, and with near-zero operational overhead.</w:t>
+      </w:r>
+    </w:p>
+    <w:p>
+      <w:pPr>
+        <w:pStyle w:val="Default"/>
+        <w:numPr>
+          <w:ilvl w:val="1"/>
+          <w:numId w:val="3"/>
+        </w:numPr>
+        <w:suppressAutoHyphens w:val="1"/>
+        <w:spacing w:before="0" w:line="240" w:lineRule="auto"/>
+        <w:jc w:val="left"/>
         <w:rPr>
           <w:rFonts w:ascii="Times New Roman" w:hAnsi="Times New Roman"/>
           <w:outline w:val="0"/>
           <w:color w:val="000000"/>
           <w:shd w:val="clear" w:color="auto" w:fill="ffffff"/>
-          <w:rtl w:val="0"/>
           <w:lang w:val="en-US"/>
           <w14:textFill>
             <w14:solidFill>
@@ -2381,24 +2089,14 @@
             </w14:solidFill>
           </w14:textFill>
         </w:rPr>
-        <w:t>a unified control plane that abstracts cloud complexity and gives engineers one-click access to infrastructure, services, and golden-path automation..</w:t>
-      </w:r>
-    </w:p>
-    <w:p>
-      <w:pPr>
-        <w:pStyle w:val="Default"/>
-        <w:numPr>
-          <w:ilvl w:val="0"/>
-          <w:numId w:val="3"/>
-        </w:numPr>
-        <w:suppressAutoHyphens w:val="1"/>
-        <w:spacing w:before="0" w:line="240" w:lineRule="auto"/>
-        <w:jc w:val="left"/>
+      </w:pPr>
+      <w:r>
         <w:rPr>
           <w:rFonts w:ascii="Times New Roman" w:hAnsi="Times New Roman"/>
           <w:outline w:val="0"/>
           <w:color w:val="000000"/>
           <w:shd w:val="clear" w:color="auto" w:fill="ffffff"/>
+          <w:rtl w:val="0"/>
           <w:lang w:val="en-US"/>
           <w14:textFill>
             <w14:solidFill>
@@ -2408,10 +2106,11 @@
             </w14:solidFill>
           </w14:textFill>
         </w:rPr>
-      </w:pPr>
-      <w:r>
-        <w:rPr>
-          <w:rFonts w:ascii="Times New Roman" w:hAnsi="Times New Roman"/>
+        <w:t>Saves 20</w:t>
+      </w:r>
+      <w:r>
+        <w:rPr>
+          <w:rFonts w:ascii="Times New Roman" w:hAnsi="Times New Roman" w:hint="default"/>
           <w:outline w:val="0"/>
           <w:color w:val="000000"/>
           <w:shd w:val="clear" w:color="auto" w:fill="ffffff"/>
@@ -2425,24 +2124,15 @@
             </w14:solidFill>
           </w14:textFill>
         </w:rPr>
-        <w:t>Transformed developer experience into a high-velocity, self-driving platform, enabling teams to ship faster, safer, and with near-zero operational overhead.</w:t>
-      </w:r>
-    </w:p>
-    <w:p>
-      <w:pPr>
-        <w:pStyle w:val="Default"/>
-        <w:numPr>
-          <w:ilvl w:val="1"/>
-          <w:numId w:val="3"/>
-        </w:numPr>
-        <w:suppressAutoHyphens w:val="1"/>
-        <w:spacing w:before="0" w:line="240" w:lineRule="auto"/>
-        <w:jc w:val="left"/>
+        <w:t>–</w:t>
+      </w:r>
+      <w:r>
         <w:rPr>
           <w:rFonts w:ascii="Times New Roman" w:hAnsi="Times New Roman"/>
           <w:outline w:val="0"/>
           <w:color w:val="000000"/>
           <w:shd w:val="clear" w:color="auto" w:fill="ffffff"/>
+          <w:rtl w:val="0"/>
           <w:lang w:val="en-US"/>
           <w14:textFill>
             <w14:solidFill>
@@ -2452,10 +2142,11 @@
             </w14:solidFill>
           </w14:textFill>
         </w:rPr>
-      </w:pPr>
-      <w:r>
-        <w:rPr>
-          <w:rFonts w:ascii="Times New Roman" w:hAnsi="Times New Roman"/>
+        <w:t>40% of developers</w:t>
+      </w:r>
+      <w:r>
+        <w:rPr>
+          <w:rFonts w:ascii="Times New Roman" w:hAnsi="Times New Roman" w:hint="default"/>
           <w:outline w:val="0"/>
           <w:color w:val="000000"/>
           <w:shd w:val="clear" w:color="auto" w:fill="ffffff"/>
@@ -2469,11 +2160,11 @@
             </w14:solidFill>
           </w14:textFill>
         </w:rPr>
-        <w:t>Saves 20</w:t>
-      </w:r>
-      <w:r>
-        <w:rPr>
-          <w:rFonts w:ascii="Times New Roman" w:hAnsi="Times New Roman" w:hint="default"/>
+        <w:t xml:space="preserve">’ </w:t>
+      </w:r>
+      <w:r>
+        <w:rPr>
+          <w:rFonts w:ascii="Times New Roman" w:hAnsi="Times New Roman"/>
           <w:outline w:val="0"/>
           <w:color w:val="000000"/>
           <w:shd w:val="clear" w:color="auto" w:fill="ffffff"/>
@@ -2487,15 +2178,24 @@
             </w14:solidFill>
           </w14:textFill>
         </w:rPr>
-        <w:t>–</w:t>
-      </w:r>
-      <w:r>
+        <w:t>time spent on repetitive infra/setup work</w:t>
+      </w:r>
+    </w:p>
+    <w:p>
+      <w:pPr>
+        <w:pStyle w:val="Default"/>
+        <w:numPr>
+          <w:ilvl w:val="1"/>
+          <w:numId w:val="3"/>
+        </w:numPr>
+        <w:suppressAutoHyphens w:val="1"/>
+        <w:spacing w:before="0" w:line="240" w:lineRule="auto"/>
+        <w:jc w:val="left"/>
         <w:rPr>
           <w:rFonts w:ascii="Times New Roman" w:hAnsi="Times New Roman"/>
           <w:outline w:val="0"/>
           <w:color w:val="000000"/>
           <w:shd w:val="clear" w:color="auto" w:fill="ffffff"/>
-          <w:rtl w:val="0"/>
           <w:lang w:val="en-US"/>
           <w14:textFill>
             <w14:solidFill>
@@ -2505,11 +2205,10 @@
             </w14:solidFill>
           </w14:textFill>
         </w:rPr>
-        <w:t>40% of developers</w:t>
-      </w:r>
-      <w:r>
-        <w:rPr>
-          <w:rFonts w:ascii="Times New Roman" w:hAnsi="Times New Roman" w:hint="default"/>
+      </w:pPr>
+      <w:r>
+        <w:rPr>
+          <w:rFonts w:ascii="Times New Roman" w:hAnsi="Times New Roman"/>
           <w:outline w:val="0"/>
           <w:color w:val="000000"/>
           <w:shd w:val="clear" w:color="auto" w:fill="ffffff"/>
@@ -2523,11 +2222,11 @@
             </w14:solidFill>
           </w14:textFill>
         </w:rPr>
-        <w:t xml:space="preserve">’ </w:t>
-      </w:r>
-      <w:r>
-        <w:rPr>
-          <w:rFonts w:ascii="Times New Roman" w:hAnsi="Times New Roman"/>
+        <w:t>Reduces onboarding time by 30</w:t>
+      </w:r>
+      <w:r>
+        <w:rPr>
+          <w:rFonts w:ascii="Times New Roman" w:hAnsi="Times New Roman" w:hint="default"/>
           <w:outline w:val="0"/>
           <w:color w:val="000000"/>
           <w:shd w:val="clear" w:color="auto" w:fill="ffffff"/>
@@ -2541,24 +2240,15 @@
             </w14:solidFill>
           </w14:textFill>
         </w:rPr>
-        <w:t>time spent on repetitive infra/setup work</w:t>
-      </w:r>
-    </w:p>
-    <w:p>
-      <w:pPr>
-        <w:pStyle w:val="Default"/>
-        <w:numPr>
-          <w:ilvl w:val="1"/>
-          <w:numId w:val="3"/>
-        </w:numPr>
-        <w:suppressAutoHyphens w:val="1"/>
-        <w:spacing w:before="0" w:line="240" w:lineRule="auto"/>
-        <w:jc w:val="left"/>
+        <w:t>–</w:t>
+      </w:r>
+      <w:r>
         <w:rPr>
           <w:rFonts w:ascii="Times New Roman" w:hAnsi="Times New Roman"/>
           <w:outline w:val="0"/>
           <w:color w:val="000000"/>
           <w:shd w:val="clear" w:color="auto" w:fill="ffffff"/>
+          <w:rtl w:val="0"/>
           <w:lang w:val="en-US"/>
           <w14:textFill>
             <w14:solidFill>
@@ -2568,14 +2258,24 @@
             </w14:solidFill>
           </w14:textFill>
         </w:rPr>
-      </w:pPr>
-      <w:r>
+        <w:t>70%</w:t>
+      </w:r>
+    </w:p>
+    <w:p>
+      <w:pPr>
+        <w:pStyle w:val="Default"/>
+        <w:numPr>
+          <w:ilvl w:val="1"/>
+          <w:numId w:val="3"/>
+        </w:numPr>
+        <w:suppressAutoHyphens w:val="1"/>
+        <w:spacing w:before="0" w:line="240" w:lineRule="auto"/>
+        <w:jc w:val="left"/>
         <w:rPr>
           <w:rFonts w:ascii="Times New Roman" w:hAnsi="Times New Roman"/>
           <w:outline w:val="0"/>
           <w:color w:val="000000"/>
           <w:shd w:val="clear" w:color="auto" w:fill="ffffff"/>
-          <w:rtl w:val="0"/>
           <w:lang w:val="en-US"/>
           <w14:textFill>
             <w14:solidFill>
@@ -2585,11 +2285,10 @@
             </w14:solidFill>
           </w14:textFill>
         </w:rPr>
-        <w:t>Reduces onboarding time by 30</w:t>
-      </w:r>
-      <w:r>
-        <w:rPr>
-          <w:rFonts w:ascii="Times New Roman" w:hAnsi="Times New Roman" w:hint="default"/>
+      </w:pPr>
+      <w:r>
+        <w:rPr>
+          <w:rFonts w:ascii="Times New Roman" w:hAnsi="Times New Roman"/>
           <w:outline w:val="0"/>
           <w:color w:val="000000"/>
           <w:shd w:val="clear" w:color="auto" w:fill="ffffff"/>
@@ -2603,11 +2302,11 @@
             </w14:solidFill>
           </w14:textFill>
         </w:rPr>
-        <w:t>–</w:t>
-      </w:r>
-      <w:r>
-        <w:rPr>
-          <w:rFonts w:ascii="Times New Roman" w:hAnsi="Times New Roman"/>
+        <w:t xml:space="preserve">Cuts service creation time from weeks </w:t>
+      </w:r>
+      <w:r>
+        <w:rPr>
+          <w:rFonts w:ascii="Times New Roman" w:hAnsi="Times New Roman" w:hint="default"/>
           <w:outline w:val="0"/>
           <w:color w:val="000000"/>
           <w:shd w:val="clear" w:color="auto" w:fill="ffffff"/>
@@ -2621,24 +2320,15 @@
             </w14:solidFill>
           </w14:textFill>
         </w:rPr>
-        <w:t>70%</w:t>
-      </w:r>
-    </w:p>
-    <w:p>
-      <w:pPr>
-        <w:pStyle w:val="Default"/>
-        <w:numPr>
-          <w:ilvl w:val="1"/>
-          <w:numId w:val="3"/>
-        </w:numPr>
-        <w:suppressAutoHyphens w:val="1"/>
-        <w:spacing w:before="0" w:line="240" w:lineRule="auto"/>
-        <w:jc w:val="left"/>
+        <w:t xml:space="preserve">→ </w:t>
+      </w:r>
+      <w:r>
         <w:rPr>
           <w:rFonts w:ascii="Times New Roman" w:hAnsi="Times New Roman"/>
           <w:outline w:val="0"/>
           <w:color w:val="000000"/>
           <w:shd w:val="clear" w:color="auto" w:fill="ffffff"/>
+          <w:rtl w:val="0"/>
           <w:lang w:val="en-US"/>
           <w14:textFill>
             <w14:solidFill>
@@ -2648,59 +2338,6 @@
             </w14:solidFill>
           </w14:textFill>
         </w:rPr>
-      </w:pPr>
-      <w:r>
-        <w:rPr>
-          <w:rFonts w:ascii="Times New Roman" w:hAnsi="Times New Roman"/>
-          <w:outline w:val="0"/>
-          <w:color w:val="000000"/>
-          <w:shd w:val="clear" w:color="auto" w:fill="ffffff"/>
-          <w:rtl w:val="0"/>
-          <w:lang w:val="en-US"/>
-          <w14:textFill>
-            <w14:solidFill>
-              <w14:srgbClr w14:val="000000">
-                <w14:alpha w14:val="9803"/>
-              </w14:srgbClr>
-            </w14:solidFill>
-          </w14:textFill>
-        </w:rPr>
-        <w:t xml:space="preserve">Cuts service creation time from weeks </w:t>
-      </w:r>
-      <w:r>
-        <w:rPr>
-          <w:rFonts w:ascii="Times New Roman" w:hAnsi="Times New Roman" w:hint="default"/>
-          <w:outline w:val="0"/>
-          <w:color w:val="000000"/>
-          <w:shd w:val="clear" w:color="auto" w:fill="ffffff"/>
-          <w:rtl w:val="0"/>
-          <w:lang w:val="en-US"/>
-          <w14:textFill>
-            <w14:solidFill>
-              <w14:srgbClr w14:val="000000">
-                <w14:alpha w14:val="9803"/>
-              </w14:srgbClr>
-            </w14:solidFill>
-          </w14:textFill>
-        </w:rPr>
-        <w:t xml:space="preserve">→ </w:t>
-      </w:r>
-      <w:r>
-        <w:rPr>
-          <w:rFonts w:ascii="Times New Roman" w:hAnsi="Times New Roman"/>
-          <w:outline w:val="0"/>
-          <w:color w:val="000000"/>
-          <w:shd w:val="clear" w:color="auto" w:fill="ffffff"/>
-          <w:rtl w:val="0"/>
-          <w:lang w:val="en-US"/>
-          <w14:textFill>
-            <w14:solidFill>
-              <w14:srgbClr w14:val="000000">
-                <w14:alpha w14:val="9803"/>
-              </w14:srgbClr>
-            </w14:solidFill>
-          </w14:textFill>
-        </w:rPr>
         <w:t>minutes</w:t>
       </w:r>
     </w:p>
@@ -2709,18 +2346,18 @@
         <w:pStyle w:val="Default"/>
         <w:numPr>
           <w:ilvl w:val="0"/>
-          <w:numId w:val="4"/>
+          <w:numId w:val="2"/>
         </w:numPr>
         <w:suppressAutoHyphens w:val="1"/>
         <w:spacing w:before="0" w:line="240" w:lineRule="auto"/>
         <w:rPr>
-          <w:rFonts w:ascii="Times New Roman" w:hAnsi="Times New Roman"/>
-          <w:lang w:val="en-US"/>
-        </w:rPr>
-      </w:pPr>
-      <w:r>
-        <w:rPr>
-          <w:rFonts w:ascii="Times New Roman" w:hAnsi="Times New Roman"/>
+          <w:rFonts w:ascii="Times Roman" w:hAnsi="Times Roman"/>
+          <w:lang w:val="en-US"/>
+        </w:rPr>
+      </w:pPr>
+      <w:r>
+        <w:rPr>
+          <w:rFonts w:ascii="Times Roman" w:hAnsi="Times Roman"/>
           <w:rtl w:val="0"/>
           <w:lang w:val="en-US"/>
         </w:rPr>
@@ -2728,39 +2365,77 @@
       </w:r>
       <w:r>
         <w:rPr>
-          <w:rFonts w:ascii="Times New Roman" w:hAnsi="Times New Roman"/>
+          <w:rFonts w:ascii="Times Roman" w:hAnsi="Times Roman"/>
           <w:b w:val="1"/>
           <w:bCs w:val="1"/>
           <w:rtl w:val="0"/>
           <w:lang w:val="en-US"/>
         </w:rPr>
-        <w:t>T-Cloud</w:t>
-      </w:r>
-      <w:r>
-        <w:rPr>
-          <w:rFonts w:ascii="Times New Roman" w:hAnsi="Times New Roman"/>
-          <w:rtl w:val="0"/>
-          <w:lang w:val="en-US"/>
-        </w:rPr>
-        <w:t xml:space="preserve">, a private cloud-native computing platform designed, built, and operated by T-Mobile on </w:t>
-      </w:r>
-      <w:r>
-        <w:rPr>
-          <w:rFonts w:ascii="Times New Roman" w:hAnsi="Times New Roman"/>
+        <w:t>T-Cloud, a private cloud-native computing platform</w:t>
+      </w:r>
+      <w:r>
+        <w:rPr>
+          <w:rFonts w:ascii="Times Roman" w:hAnsi="Times Roman"/>
+          <w:rtl w:val="0"/>
+          <w:lang w:val="en-US"/>
+        </w:rPr>
+        <w:t xml:space="preserve"> designed, built, and operated by T-Mobile on OpenShift/Kubernetes, enabling scalable, self-service containerized deployments for development and operations teams.</w:t>
+      </w:r>
+    </w:p>
+    <w:p>
+      <w:pPr>
+        <w:pStyle w:val="Default"/>
+        <w:numPr>
+          <w:ilvl w:val="0"/>
+          <w:numId w:val="2"/>
+        </w:numPr>
+        <w:suppressAutoHyphens w:val="1"/>
+        <w:spacing w:before="0" w:line="240" w:lineRule="auto"/>
+        <w:rPr>
+          <w:rFonts w:ascii="Times Roman" w:hAnsi="Times Roman"/>
+          <w:lang w:val="en-US"/>
+        </w:rPr>
+      </w:pPr>
+      <w:r>
+        <w:rPr>
+          <w:rFonts w:ascii="Times Roman" w:hAnsi="Times Roman"/>
+          <w:rtl w:val="0"/>
+          <w:lang w:val="en-US"/>
+        </w:rPr>
+        <w:t>Designed, built, and owned a scalable Node.js microservices architecture for a centralized CMS platform, exposing REST and GraphQL APIs and streamlining content ingestion, management, and publishing workflows across multiple internal and external T-Mobile applications.</w:t>
+      </w:r>
+    </w:p>
+    <w:p>
+      <w:pPr>
+        <w:pStyle w:val="Default"/>
+        <w:numPr>
+          <w:ilvl w:val="0"/>
+          <w:numId w:val="2"/>
+        </w:numPr>
+        <w:suppressAutoHyphens w:val="1"/>
+        <w:spacing w:before="0" w:line="240" w:lineRule="auto"/>
+        <w:rPr>
+          <w:rFonts w:ascii="Times Roman" w:hAnsi="Times Roman"/>
+          <w:lang w:val="en-US"/>
+        </w:rPr>
+      </w:pPr>
+      <w:r>
+        <w:rPr>
+          <w:rFonts w:ascii="Times Roman" w:hAnsi="Times Roman"/>
           <w:b w:val="1"/>
           <w:bCs w:val="1"/>
           <w:rtl w:val="0"/>
           <w:lang w:val="en-US"/>
         </w:rPr>
-        <w:t>OpenShift</w:t>
-      </w:r>
-      <w:r>
-        <w:rPr>
-          <w:rFonts w:ascii="Times New Roman" w:hAnsi="Times New Roman"/>
-          <w:rtl w:val="0"/>
-          <w:lang w:val="en-US"/>
-        </w:rPr>
-        <w:t>, enabling scalable, self-service containerized deployments for development and operations teams.</w:t>
+        <w:t>Architected and developed OCR-driven document processing pipelines</w:t>
+      </w:r>
+      <w:r>
+        <w:rPr>
+          <w:rFonts w:ascii="Times Roman" w:hAnsi="Times Roman"/>
+          <w:rtl w:val="0"/>
+          <w:lang w:val="en-US"/>
+        </w:rPr>
+        <w:t xml:space="preserve"> in Python, and Node.js to extract, normalize, and validate structured data from unstructured documents, supporting downstream analytics and AI-assisted workflows.</w:t>
       </w:r>
     </w:p>
     <w:p>
@@ -2768,78 +2443,147 @@
         <w:pStyle w:val="Default"/>
         <w:numPr>
           <w:ilvl w:val="0"/>
-          <w:numId w:val="4"/>
+          <w:numId w:val="2"/>
         </w:numPr>
         <w:suppressAutoHyphens w:val="1"/>
         <w:spacing w:before="0" w:line="240" w:lineRule="auto"/>
         <w:rPr>
-          <w:rFonts w:ascii="Times New Roman" w:hAnsi="Times New Roman"/>
-          <w:lang w:val="en-US"/>
-        </w:rPr>
-      </w:pPr>
-      <w:r>
-        <w:rPr>
-          <w:rFonts w:ascii="Times New Roman" w:hAnsi="Times New Roman"/>
-          <w:rtl w:val="0"/>
-          <w:lang w:val="en-US"/>
-        </w:rPr>
-        <w:t xml:space="preserve">Designed, built, and owned a </w:t>
-      </w:r>
-      <w:r>
-        <w:rPr>
-          <w:rFonts w:ascii="Times New Roman" w:hAnsi="Times New Roman"/>
+          <w:rFonts w:ascii="Times Roman" w:hAnsi="Times Roman"/>
+          <w:lang w:val="en-US"/>
+        </w:rPr>
+      </w:pPr>
+      <w:r>
+        <w:rPr>
+          <w:rFonts w:ascii="Times Roman" w:hAnsi="Times Roman"/>
+          <w:rtl w:val="0"/>
+          <w:lang w:val="en-US"/>
+        </w:rPr>
+        <w:t>Implemented Retrieval-Augmented Generation (</w:t>
+      </w:r>
+      <w:r>
+        <w:rPr>
+          <w:rFonts w:ascii="Times Roman" w:hAnsi="Times Roman"/>
           <w:b w:val="1"/>
           <w:bCs w:val="1"/>
           <w:rtl w:val="0"/>
           <w:lang w:val="en-US"/>
         </w:rPr>
-        <w:t>scalable Node.js</w:t>
-      </w:r>
-      <w:r>
-        <w:rPr>
-          <w:rFonts w:ascii="Times New Roman" w:hAnsi="Times New Roman"/>
+        <w:t>RAG</w:t>
+      </w:r>
+      <w:r>
+        <w:rPr>
+          <w:rFonts w:ascii="Times Roman" w:hAnsi="Times Roman"/>
+          <w:rtl w:val="0"/>
+          <w:lang w:val="en-US"/>
+        </w:rPr>
+        <w:t>) architectures with LLM integration, combining document ingestion, embeddings, and contextual retrieval layers to enable intelligent search and AI-assisted knowledge access across enterprise content.</w:t>
+      </w:r>
+    </w:p>
+    <w:p>
+      <w:pPr>
+        <w:pStyle w:val="Default"/>
+        <w:numPr>
+          <w:ilvl w:val="0"/>
+          <w:numId w:val="2"/>
+        </w:numPr>
+        <w:suppressAutoHyphens w:val="1"/>
+        <w:spacing w:before="0" w:line="240" w:lineRule="auto"/>
+        <w:rPr>
+          <w:rFonts w:ascii="Times Roman" w:hAnsi="Times Roman"/>
+          <w:lang w:val="en-US"/>
+        </w:rPr>
+      </w:pPr>
+      <w:r>
+        <w:rPr>
+          <w:rFonts w:ascii="Times Roman" w:hAnsi="Times Roman"/>
+          <w:rtl w:val="0"/>
+          <w:lang w:val="en-US"/>
+        </w:rPr>
+        <w:t>Applied data analysis techniques across SQL and NoSQL stores to evaluate document quality, extraction accuracy, retrieval relevance, and system performance, driving continuous improvements in data reliability and user experience.</w:t>
+      </w:r>
+    </w:p>
+    <w:p>
+      <w:pPr>
+        <w:pStyle w:val="Default"/>
+        <w:numPr>
+          <w:ilvl w:val="0"/>
+          <w:numId w:val="2"/>
+        </w:numPr>
+        <w:suppressAutoHyphens w:val="1"/>
+        <w:spacing w:before="0" w:line="240" w:lineRule="auto"/>
+        <w:rPr>
+          <w:rFonts w:ascii="Times Roman" w:hAnsi="Times Roman"/>
+          <w:lang w:val="en-US"/>
+        </w:rPr>
+      </w:pPr>
+      <w:r>
+        <w:rPr>
+          <w:rFonts w:ascii="Times Roman" w:hAnsi="Times Roman"/>
           <w:b w:val="1"/>
           <w:bCs w:val="1"/>
           <w:rtl w:val="0"/>
           <w:lang w:val="en-US"/>
         </w:rPr>
-        <w:t xml:space="preserve"> </w:t>
-      </w:r>
-      <w:r>
-        <w:rPr>
-          <w:rFonts w:ascii="Times New Roman" w:hAnsi="Times New Roman"/>
+        <w:t>Led the design and implementation of custom notification microservices</w:t>
+      </w:r>
+      <w:r>
+        <w:rPr>
+          <w:rFonts w:ascii="Times Roman" w:hAnsi="Times Roman"/>
+          <w:rtl w:val="0"/>
+          <w:lang w:val="en-US"/>
+        </w:rPr>
+        <w:t xml:space="preserve"> using Node.js, integrated with the </w:t>
+      </w:r>
+      <w:r>
+        <w:rPr>
+          <w:rFonts w:ascii="Times Roman" w:hAnsi="Times Roman"/>
           <w:b w:val="1"/>
           <w:bCs w:val="1"/>
           <w:rtl w:val="0"/>
           <w:lang w:val="en-US"/>
         </w:rPr>
-        <w:t>based microservices architecture</w:t>
-      </w:r>
-      <w:r>
-        <w:rPr>
-          <w:rFonts w:ascii="Times New Roman" w:hAnsi="Times New Roman"/>
-          <w:rtl w:val="0"/>
-          <w:lang w:val="en-US"/>
-        </w:rPr>
-        <w:t xml:space="preserve"> for a centralized </w:t>
-      </w:r>
-      <w:r>
-        <w:rPr>
-          <w:rFonts w:ascii="Times New Roman" w:hAnsi="Times New Roman"/>
+        <w:t>Novu notification platform</w:t>
+      </w:r>
+      <w:r>
+        <w:rPr>
+          <w:rFonts w:ascii="Times Roman" w:hAnsi="Times Roman"/>
+          <w:rtl w:val="0"/>
+          <w:lang w:val="en-US"/>
+        </w:rPr>
+        <w:t xml:space="preserve"> and event-driven messaging, consolidating T-Mobile's cloud notification workflows, reducing third-party dependencies, and lowering operational costs.</w:t>
+      </w:r>
+    </w:p>
+    <w:p>
+      <w:pPr>
+        <w:pStyle w:val="Default"/>
+        <w:numPr>
+          <w:ilvl w:val="0"/>
+          <w:numId w:val="2"/>
+        </w:numPr>
+        <w:suppressAutoHyphens w:val="1"/>
+        <w:spacing w:before="0" w:line="240" w:lineRule="auto"/>
+        <w:rPr>
+          <w:rFonts w:ascii="Times Roman" w:hAnsi="Times Roman"/>
+          <w:lang w:val="en-US"/>
+        </w:rPr>
+      </w:pPr>
+      <w:r>
+        <w:rPr>
+          <w:rFonts w:ascii="Times Roman" w:hAnsi="Times Roman"/>
           <w:b w:val="1"/>
           <w:bCs w:val="1"/>
           <w:rtl w:val="0"/>
           <w:lang w:val="en-US"/>
         </w:rPr>
-        <w:t>CMS platform</w:t>
-      </w:r>
-      <w:r>
-        <w:rPr>
-          <w:rFonts w:ascii="Times New Roman" w:hAnsi="Times New Roman"/>
-          <w:rtl w:val="0"/>
-          <w:lang w:val="en-US"/>
-        </w:rPr>
-        <w:t>, streamlining content ingestion, management, and publishing workflows across multiple internal and external T-Mobile applications.</w:t>
+        <w:t>Spearheaded the frontend architecture for T-Cloud</w:t>
+      </w:r>
+      <w:r>
+        <w:rPr>
+          <w:rFonts w:ascii="Times Roman" w:hAnsi="Times Roman"/>
+          <w:rtl w:val="0"/>
+          <w:lang w:val="en-US"/>
+        </w:rPr>
+        <w:t xml:space="preserve"> in React and TypeScript, defining engineering standards, reusable component libraries, and HTML5/CSS3 design patterns to ensure consistency, scalability, and long-term maintainability across teams.</w:t>
       </w:r>
     </w:p>
     <w:p>
@@ -2847,40 +2591,22 @@
         <w:pStyle w:val="Default"/>
         <w:numPr>
           <w:ilvl w:val="0"/>
-          <w:numId w:val="4"/>
+          <w:numId w:val="2"/>
         </w:numPr>
         <w:suppressAutoHyphens w:val="1"/>
         <w:spacing w:before="0" w:line="240" w:lineRule="auto"/>
         <w:rPr>
-          <w:rFonts w:ascii="Times New Roman" w:hAnsi="Times New Roman"/>
-          <w:lang w:val="en-US"/>
-        </w:rPr>
-      </w:pPr>
-      <w:r>
-        <w:rPr>
-          <w:rFonts w:ascii="Times New Roman" w:hAnsi="Times New Roman"/>
-          <w:rtl w:val="0"/>
-          <w:lang w:val="en-US"/>
-        </w:rPr>
-        <w:t xml:space="preserve">Architected and developed </w:t>
-      </w:r>
-      <w:r>
-        <w:rPr>
-          <w:rFonts w:ascii="Times New Roman" w:hAnsi="Times New Roman"/>
-          <w:b w:val="1"/>
-          <w:bCs w:val="1"/>
-          <w:rtl w:val="0"/>
-          <w:lang w:val="en-US"/>
-        </w:rPr>
-        <w:t>OCR-driven document processing pipelines</w:t>
-      </w:r>
-      <w:r>
-        <w:rPr>
-          <w:rFonts w:ascii="Times New Roman" w:hAnsi="Times New Roman"/>
-          <w:rtl w:val="0"/>
-          <w:lang w:val="en-US"/>
-        </w:rPr>
-        <w:t xml:space="preserve"> to extract, normalize, and validate structured data from unstructured documents, supporting downstream analytics and AI-assisted workflows.</w:t>
+          <w:rFonts w:ascii="Times Roman" w:hAnsi="Times Roman"/>
+          <w:lang w:val="en-US"/>
+        </w:rPr>
+      </w:pPr>
+      <w:r>
+        <w:rPr>
+          <w:rFonts w:ascii="Times Roman" w:hAnsi="Times Roman"/>
+          <w:rtl w:val="0"/>
+          <w:lang w:val="en-US"/>
+        </w:rPr>
+        <w:t>Containerized platform services with Docker and operated them on OpenShift/Kubernetes, with CI/CD delivery through GitLab CI and GitHub Actions and observability via Splunk RUM.</w:t>
       </w:r>
     </w:p>
     <w:p>
@@ -2888,266 +2614,22 @@
         <w:pStyle w:val="Default"/>
         <w:numPr>
           <w:ilvl w:val="0"/>
-          <w:numId w:val="4"/>
+          <w:numId w:val="2"/>
         </w:numPr>
         <w:suppressAutoHyphens w:val="1"/>
         <w:spacing w:before="0" w:line="240" w:lineRule="auto"/>
         <w:rPr>
-          <w:rFonts w:ascii="Times New Roman" w:hAnsi="Times New Roman"/>
-          <w:lang w:val="en-US"/>
-        </w:rPr>
-      </w:pPr>
-      <w:r>
-        <w:rPr>
-          <w:rFonts w:ascii="Times New Roman" w:hAnsi="Times New Roman"/>
-          <w:rtl w:val="0"/>
-          <w:lang w:val="en-US"/>
-        </w:rPr>
-        <w:t xml:space="preserve">Implemented </w:t>
-      </w:r>
-      <w:r>
-        <w:rPr>
-          <w:rFonts w:ascii="Times New Roman" w:hAnsi="Times New Roman"/>
-          <w:b w:val="1"/>
-          <w:bCs w:val="1"/>
-          <w:rtl w:val="0"/>
-          <w:lang w:val="en-US"/>
-        </w:rPr>
-        <w:t>Retrieval-Augmented Generation (RAG) architectures</w:t>
-      </w:r>
-      <w:r>
-        <w:rPr>
-          <w:rFonts w:ascii="Times New Roman" w:hAnsi="Times New Roman"/>
-          <w:rtl w:val="0"/>
-          <w:lang w:val="en-US"/>
-        </w:rPr>
-        <w:t>, integrating document ingestion, embeddings, and contextual retrieval layers to enable intelligent search and AI-assisted knowledge access across enterprise content.</w:t>
-      </w:r>
-    </w:p>
-    <w:p>
-      <w:pPr>
-        <w:pStyle w:val="Default"/>
-        <w:numPr>
-          <w:ilvl w:val="0"/>
-          <w:numId w:val="4"/>
-        </w:numPr>
-        <w:suppressAutoHyphens w:val="1"/>
-        <w:spacing w:before="0" w:line="240" w:lineRule="auto"/>
-        <w:rPr>
-          <w:rFonts w:ascii="Times New Roman" w:hAnsi="Times New Roman"/>
-          <w:lang w:val="en-US"/>
-        </w:rPr>
-      </w:pPr>
-      <w:r>
-        <w:rPr>
-          <w:rFonts w:ascii="Times New Roman" w:hAnsi="Times New Roman"/>
-          <w:rtl w:val="0"/>
-          <w:lang w:val="en-US"/>
-        </w:rPr>
-        <w:t xml:space="preserve">Applied </w:t>
-      </w:r>
-      <w:r>
-        <w:rPr>
-          <w:rFonts w:ascii="Times New Roman" w:hAnsi="Times New Roman"/>
-          <w:b w:val="1"/>
-          <w:bCs w:val="1"/>
-          <w:rtl w:val="0"/>
-          <w:lang w:val="en-US"/>
-        </w:rPr>
-        <w:t>data analysis techniques</w:t>
-      </w:r>
-      <w:r>
-        <w:rPr>
-          <w:rFonts w:ascii="Times New Roman" w:hAnsi="Times New Roman"/>
-          <w:rtl w:val="0"/>
-          <w:lang w:val="en-US"/>
-        </w:rPr>
-        <w:t xml:space="preserve"> to evaluate document quality, extraction accuracy, retrieval relevance, and system performance, driving continuous improvements in data reliability and user experience.</w:t>
-      </w:r>
-    </w:p>
-    <w:p>
-      <w:pPr>
-        <w:pStyle w:val="Default"/>
-        <w:numPr>
-          <w:ilvl w:val="0"/>
-          <w:numId w:val="4"/>
-        </w:numPr>
-        <w:suppressAutoHyphens w:val="1"/>
-        <w:spacing w:before="0" w:line="240" w:lineRule="auto"/>
-        <w:rPr>
-          <w:rFonts w:ascii="Times New Roman" w:hAnsi="Times New Roman"/>
-          <w:lang w:val="en-US"/>
-        </w:rPr>
-      </w:pPr>
-      <w:r>
-        <w:rPr>
-          <w:rFonts w:ascii="Times New Roman" w:hAnsi="Times New Roman"/>
-          <w:rtl w:val="0"/>
-          <w:lang w:val="en-US"/>
-        </w:rPr>
-        <w:t xml:space="preserve">Led the design and implementation of a </w:t>
-      </w:r>
-      <w:r>
-        <w:rPr>
-          <w:rFonts w:ascii="Times New Roman" w:hAnsi="Times New Roman"/>
-          <w:b w:val="1"/>
-          <w:bCs w:val="1"/>
-          <w:rtl w:val="0"/>
-          <w:lang w:val="en-US"/>
-        </w:rPr>
-        <w:t xml:space="preserve">custom notification </w:t>
-      </w:r>
-      <w:r>
-        <w:rPr>
-          <w:rFonts w:ascii="Times New Roman" w:hAnsi="Times New Roman"/>
-          <w:b w:val="1"/>
-          <w:bCs w:val="1"/>
-          <w:rtl w:val="0"/>
-          <w:lang w:val="en-US"/>
-        </w:rPr>
-        <w:t>microservices</w:t>
-      </w:r>
-      <w:r>
-        <w:rPr>
-          <w:rFonts w:ascii="Times New Roman" w:hAnsi="Times New Roman"/>
-          <w:rtl w:val="0"/>
-          <w:lang w:val="en-US"/>
-        </w:rPr>
-        <w:t xml:space="preserve"> using </w:t>
-      </w:r>
-      <w:r>
-        <w:rPr>
-          <w:rFonts w:ascii="Times New Roman" w:hAnsi="Times New Roman"/>
-          <w:b w:val="1"/>
-          <w:bCs w:val="1"/>
-          <w:rtl w:val="0"/>
-          <w:lang w:val="en-US"/>
-        </w:rPr>
-        <w:t>Node.js</w:t>
-      </w:r>
-      <w:r>
-        <w:rPr>
-          <w:rFonts w:ascii="Times New Roman" w:hAnsi="Times New Roman"/>
-          <w:rtl w:val="0"/>
-          <w:lang w:val="en-US"/>
-        </w:rPr>
-        <w:t xml:space="preserve">, integrated with the </w:t>
-      </w:r>
-      <w:r>
-        <w:rPr>
-          <w:rFonts w:ascii="Times New Roman" w:hAnsi="Times New Roman"/>
-          <w:b w:val="1"/>
-          <w:bCs w:val="1"/>
-          <w:rtl w:val="0"/>
-          <w:lang w:val="en-US"/>
-        </w:rPr>
-        <w:t>Novu notification platform</w:t>
-      </w:r>
-      <w:r>
-        <w:rPr>
-          <w:rFonts w:ascii="Times New Roman" w:hAnsi="Times New Roman"/>
-          <w:rtl w:val="0"/>
-          <w:lang w:val="en-US"/>
-        </w:rPr>
-        <w:t>, consolidating T-Mobile</w:t>
-      </w:r>
-      <w:r>
-        <w:rPr>
-          <w:rFonts w:ascii="Times New Roman" w:hAnsi="Times New Roman" w:hint="default"/>
-          <w:rtl w:val="0"/>
-          <w:lang w:val="en-US"/>
-        </w:rPr>
-        <w:t>’</w:t>
-      </w:r>
-      <w:r>
-        <w:rPr>
-          <w:rFonts w:ascii="Times New Roman" w:hAnsi="Times New Roman"/>
-          <w:rtl w:val="0"/>
-          <w:lang w:val="en-US"/>
-        </w:rPr>
-        <w:t>s cloud notification workflows, reducing third-party dependencies, and lowering operational costs.</w:t>
-      </w:r>
-    </w:p>
-    <w:p>
-      <w:pPr>
-        <w:pStyle w:val="Default"/>
-        <w:numPr>
-          <w:ilvl w:val="0"/>
-          <w:numId w:val="4"/>
-        </w:numPr>
-        <w:suppressAutoHyphens w:val="1"/>
-        <w:spacing w:before="0" w:line="240" w:lineRule="auto"/>
-        <w:rPr>
-          <w:rFonts w:ascii="Times New Roman" w:hAnsi="Times New Roman"/>
-          <w:lang w:val="en-US"/>
-        </w:rPr>
-      </w:pPr>
-      <w:r>
-        <w:rPr>
-          <w:rFonts w:ascii="Times New Roman" w:hAnsi="Times New Roman"/>
-          <w:rtl w:val="0"/>
-          <w:lang w:val="en-US"/>
-        </w:rPr>
-        <w:t xml:space="preserve">Spearheaded the </w:t>
-      </w:r>
-      <w:r>
-        <w:rPr>
-          <w:rFonts w:ascii="Times New Roman" w:hAnsi="Times New Roman"/>
-          <w:b w:val="1"/>
-          <w:bCs w:val="1"/>
-          <w:rtl w:val="0"/>
-          <w:lang w:val="en-US"/>
-        </w:rPr>
-        <w:t>frontend architecture</w:t>
-      </w:r>
-      <w:r>
-        <w:rPr>
-          <w:rFonts w:ascii="Times New Roman" w:hAnsi="Times New Roman"/>
-          <w:rtl w:val="0"/>
-          <w:lang w:val="en-US"/>
-        </w:rPr>
-        <w:t xml:space="preserve"> for T-Cloud, defining engineering standards, reusable component libraries, and design patterns to ensure consistency, scalability, and long-term maintainability across teams.</w:t>
-      </w:r>
-    </w:p>
-    <w:p>
-      <w:pPr>
-        <w:pStyle w:val="Default"/>
-        <w:numPr>
-          <w:ilvl w:val="0"/>
-          <w:numId w:val="4"/>
-        </w:numPr>
-        <w:suppressAutoHyphens w:val="1"/>
-        <w:spacing w:before="0" w:line="240" w:lineRule="auto"/>
-        <w:rPr>
-          <w:rFonts w:ascii="Times New Roman" w:hAnsi="Times New Roman"/>
-          <w:lang w:val="en-US"/>
-        </w:rPr>
-      </w:pPr>
-      <w:r>
-        <w:rPr>
-          <w:rFonts w:ascii="Times New Roman" w:hAnsi="Times New Roman"/>
-          <w:rtl w:val="0"/>
-          <w:lang w:val="en-US"/>
-        </w:rPr>
-        <w:t xml:space="preserve">Provided </w:t>
-      </w:r>
-      <w:r>
-        <w:rPr>
-          <w:rFonts w:ascii="Times New Roman" w:hAnsi="Times New Roman"/>
-          <w:b w:val="1"/>
-          <w:bCs w:val="1"/>
-          <w:rtl w:val="0"/>
-          <w:lang w:val="en-US"/>
-        </w:rPr>
-        <w:t>technical leadership and architectural guidance</w:t>
-      </w:r>
-      <w:r>
-        <w:rPr>
-          <w:rFonts w:ascii="Times New Roman" w:hAnsi="Times New Roman"/>
-          <w:rtl w:val="0"/>
-          <w:lang w:val="en-US"/>
-        </w:rPr>
-        <w:t xml:space="preserve"> to frontend and platform engineers, aligning system design with cloud-native principles, performance benchmarks, and evolving business requirements.</w:t>
+          <w:rFonts w:ascii="Times Roman" w:hAnsi="Times Roman"/>
+          <w:lang w:val="en-US"/>
+        </w:rPr>
+      </w:pPr>
+      <w:r>
+        <w:rPr>
+          <w:rFonts w:ascii="Times Roman" w:hAnsi="Times Roman"/>
+          <w:rtl w:val="0"/>
+          <w:lang w:val="en-US"/>
+        </w:rPr>
+        <w:t>Provided technical leadership and architectural guidance to frontend and platform engineers in an Agile/Scrum model, aligning system design with cloud-native principles, performance benchmarks, and evolving business requirements.</w:t>
       </w:r>
     </w:p>
     <w:p>
@@ -3602,19 +3084,6 @@
         </w:rPr>
         <w:br w:type="textWrapping"/>
       </w:r>
-    </w:p>
-    <w:p>
-      <w:pPr>
-        <w:pStyle w:val="Body A"/>
-        <w:rPr>
-          <w:rFonts w:ascii="Times New Roman" w:cs="Times New Roman" w:hAnsi="Times New Roman" w:eastAsia="Times New Roman"/>
-          <w:b w:val="1"/>
-          <w:bCs w:val="1"/>
-          <w:sz w:val="24"/>
-          <w:szCs w:val="24"/>
-          <w:lang w:val="de-DE"/>
-        </w:rPr>
-      </w:pPr>
     </w:p>
     <w:p>
       <w:pPr>
